--- a/documentation/System_Complete_Guide.docx
+++ b/documentation/System_Complete_Guide.docx
@@ -12,7 +12,7 @@
     </w:p>
     <w:p>
       <w:r>
-        <w:t>*Updated: September 9, 2026 — synchronized with the verified architecture (commit 7cfe310): accurate solver terminology, three protection layers, room eligibility, and print/PDF distribution*</w:t>
+        <w:t>*Updated: October 10, 2026 — synchronized with the verified architecture: accurate solver terminology, five protection layers including the generation-time conflict gate, room eligibility, and print/PDF distribution*</w:t>
       </w:r>
     </w:p>
     <w:p>
@@ -44,11 +44,18 @@
           <w:rFonts w:ascii="Consolas" w:hAnsi="Consolas"/>
           <w:sz w:val="18"/>
         </w:rPr>
-        <w:t>Admin Login → Manage Scheduling Data → Generate Schedule (AI)</w:t>
+        <w:t>Admin Login → Manage Scheduling Data → Assign Valid Subjects</w:t>
+        <w:br/>
+        <w:t xml:space="preserve">           (year/semester + lab consistency validated) → Generate Schedule (AI)</w:t>
         <w:br/>
         <w:t xml:space="preserve">           → Review/Edit → Approve → Publish Conflict Gate → Publish</w:t>
         <w:br/>
         <w:t xml:space="preserve">           → Print/Download → Distribution to Faculty + Students</w:t>
+      </w:r>
+    </w:p>
+    <w:p>
+      <w:r>
+        <w:t>Subject assignment is validated before generation: a section can only take subjects matching its year level and semester, and subjects with laboratory hours must declare a matching lab room type. Invalid data is rejected with HTTP 422 and never reaches the AI engine.</w:t>
       </w:r>
     </w:p>
     <w:p>
@@ -650,7 +657,7 @@
         <w:pStyle w:val="ListNumber"/>
       </w:pPr>
       <w:r>
-        <w:t>Laravel archives old drafts for that section</w:t>
+        <w:t>Laravel takes this academic term's generation lock — an earlier run for the same term must finish first, and a contested run answers **409** rather than racing it</w:t>
       </w:r>
     </w:p>
     <w:p>
@@ -666,7 +673,7 @@
         <w:pStyle w:val="ListNumber"/>
       </w:pPr>
       <w:r>
-        <w:t>FastAPI reads scheduling data from PostgreSQL: section information, preferred days/time window, assigned subjects, lecture/lab requirements, qualified faculty, faculty availability, teaching loads, available rooms (type, capacity, status), and existing approved/published sessions for cross-section conflict checking</w:t>
+        <w:t>FastAPI reads scheduling data from PostgreSQL: section information, preferred days/time window, assigned subjects, lecture/lab requirements, qualified faculty, faculty availability, teaching loads, available rooms (type, capacity, status), and this term's existing sessions — **draft, approved and published** — for cross-section conflict checking</w:t>
       </w:r>
     </w:p>
     <w:p>
@@ -690,7 +697,7 @@
         <w:pStyle w:val="ListNumber"/>
       </w:pPr>
       <w:r>
-        <w:t>Laravel persists a successful result as a **draft** schedule with its sessions and records the generation log</w:t>
+        <w:t>Laravel cross-checks the plan against the term's other schedules — a clash answers **422** and nothing is written. Otherwise it persists the result as a **draft**: archiving the section's previous draft, creating the replacement and inserting its sessions happen in **one transaction**, and the generation log is recorded</w:t>
       </w:r>
     </w:p>
     <w:p>
@@ -714,7 +721,7 @@
         <w:pStyle w:val="ListNumber"/>
       </w:pPr>
       <w:r>
-        <w:t>Admin **reviews** the draft and may **manually edit** sessions (conflict-checked — see Layer 2 below)</w:t>
+        <w:t>Admin **reviews** the draft and may **manually edit** sessions (conflict-checked — see Layer 3 below)</w:t>
       </w:r>
     </w:p>
     <w:p>
@@ -777,7 +784,7 @@
     </w:p>
     <w:p>
       <w:r>
-        <w:t>The Admin can review and manually modify generated sessions (day, time, room, faculty). Each edit is validated server-side against the scheduling rules — room type matching, faculty double-booking, room double-booking, room/lab eligibility, and time-window fit — and rejected with a clear error on conflict. Faculty themselves never edit schedules; they have no system access.</w:t>
+        <w:t>The Admin can review and manually modify generated sessions (day, time, room, faculty). Each edit is validated server-side against the scheduling rules — room type matching, faculty double-booking, room double-booking, room/lab eligibility, and time-window fit — and rejected with the specific conflict reason(s) on conflict (for example a faculty availability window, a room-type mismatch, or an overlap). Faculty themselves never edit schedules; they have no system access.</w:t>
       </w:r>
     </w:p>
     <w:p>
@@ -889,7 +896,7 @@
               <w:rPr>
                 <w:sz w:val="20"/>
               </w:rPr>
-              <w:t>Faculty availability — restricted by each teacher's available **days** (`faculty_availabilities`)</w:t>
+              <w:t>Faculty availability — restricted by each teacher's available **days and time windows** (`faculty_availabilities`)</w:t>
             </w:r>
           </w:p>
         </w:tc>
@@ -1057,7 +1064,7 @@
               <w:rPr>
                 <w:sz w:val="20"/>
               </w:rPr>
-              <w:t>Cross-section conflicts — checked against existing approved/published sessions</w:t>
+              <w:t>Cross-section conflicts — checked against this term's existing **draft/approved/published** sessions</w:t>
             </w:r>
           </w:p>
         </w:tc>
@@ -1091,7 +1098,12 @@
     </w:p>
     <w:p>
       <w:r>
-        <w:t>*Future soft constraints (not implemented):* mandatory lunch break, senior faculty priority, preference weighting.</w:t>
+        <w:t>*Future soft constraints (not implemented):* senior faculty priority, preference weighting.</w:t>
+      </w:r>
+    </w:p>
+    <w:p>
+      <w:r>
+        <w:t>The midday break is implemented and is a hard constraint, not a future soft one — the solver excludes any start that would overlap it, and it is configurable from the Settings module (`lunch_start`, `lunch_end`, `lunch_enabled`).</w:t>
       </w:r>
     </w:p>
     <w:p>
@@ -1327,27 +1339,37 @@
         <w:pStyle w:val="Heading1"/>
       </w:pPr>
       <w:r>
-        <w:t>8. Three Protection Layers</w:t>
+        <w:t>8. Five Protection Layers</w:t>
       </w:r>
     </w:p>
     <w:p>
       <w:r>
-        <w:t>Conflicts are prevented at three independent points:</w:t>
+        <w:t>Conflicts and silent data loss are prevented at five independent points:</w:t>
       </w:r>
     </w:p>
     <w:p>
       <w:r>
-        <w:t>Layer 1 — AI/CP-SAT generation. The scheduler applies the modeled scheduling constraints while generating the candidate schedule.</w:t>
+        <w:t>Layer 1 — AI/CP-SAT generation. The scheduler applies the modeled scheduling constraints while generating the candidate schedule, treating every other section's `draft`, `approved` and `published` sessions in the same academic year and semester as fixed bookings.</w:t>
       </w:r>
     </w:p>
     <w:p>
       <w:r>
-        <w:t>Layer 2 — Manual edit validation. When the Admin manually changes a session, backend validation checks the relevant scheduling rules and detects conflicts.</w:t>
+        <w:t>Layer 2 — Generation-time conflict gate and term lock. One generation run per academic year and semester at a time: a contested run answers 409 instead of racing the run that holds the lock, and the engine's plan is cross-checked against that term's other schedules before anything is written — a clash answers 422 and the section's existing draft is left exactly as it was.</w:t>
       </w:r>
     </w:p>
     <w:p>
       <w:r>
-        <w:t>Layer 3 — Publish conflict gate. Before publication, the backend performs the final conflict validation and blocks publication when conflicts exist.</w:t>
+        <w:t>Layer 3 — Manual edit validation. When the Admin manually changes a session, backend validation checks the relevant scheduling rules and detects conflicts, including other sections' `draft`/`approved`/`published` sessions in the same term.</w:t>
+      </w:r>
+    </w:p>
+    <w:p>
+      <w:r>
+        <w:t>Layer 4 — Publish conflict gate. Before publication, the backend performs the final conflict validation and blocks publication when conflicts exist.</w:t>
+      </w:r>
+    </w:p>
+    <w:p>
+      <w:r>
+        <w:t>Layer 5 — Published-reference delete guard. Deleting a faculty member, subject, room, or section that a *published* schedule still references is refused with HTTP 409 unless explicitly confirmed with `?force=1`, so a live timetable cannot be quietly orphaned. (This is a delete-time rule, not a scheduling rule — it is not part of the solver's constraint set.)</w:t>
       </w:r>
     </w:p>
     <w:p>
@@ -1664,7 +1686,7 @@
               <w:rPr>
                 <w:sz w:val="20"/>
               </w:rPr>
-              <w:t>Code, year level, semester, lecture/lab hours, lab room type (validated: lab hours require a lab room type and vice versa)</w:t>
+              <w:t>Code, year level, semester, lecture/lab hours, lab room type (validated server-side: lab hours require one of the canonical lab room types — computer_lab, science_lab, electronics_lab — and zero lab hours require no lab room type; violations return HTTP 422)</w:t>
             </w:r>
           </w:p>
         </w:tc>
@@ -1746,7 +1768,7 @@
               <w:rPr>
                 <w:sz w:val="20"/>
               </w:rPr>
-              <w:t>Name, year level, semester, student count, preferred days/times, subject assignments</w:t>
+              <w:t>Name, year level, semester, student count, preferred days/times, subject assignments (subject checklist auto-filtered to the section's year level and semester; mismatched assignments rejected server-side with HTTP 422, and schedule generation is blocked until corrected)</w:t>
             </w:r>
           </w:p>
         </w:tc>
@@ -1992,7 +2014,7 @@
               <w:rPr>
                 <w:sz w:val="20"/>
               </w:rPr>
-              <w:t>Print-friendly weekly grid → PDF / hard copy</w:t>
+              <w:t>Print-friendly output → PDF / hard copy; the section timetable offers a subject-list layout (default) and a weekly grid</w:t>
             </w:r>
           </w:p>
         </w:tc>
@@ -2033,7 +2055,7 @@
               <w:rPr>
                 <w:sz w:val="20"/>
               </w:rPr>
-              <w:t>Faculty Load, Room Usage, Sections, Status, Conflicts</w:t>
+              <w:t>Faculty Load, Room Usage, Sections, Generation Logs</w:t>
             </w:r>
           </w:p>
         </w:tc>
@@ -2448,7 +2470,31 @@
         <w:pStyle w:val="ListBullet"/>
       </w:pPr>
       <w:r>
-        <w:t>Backend feature tests (`php artisan test`, 6/6 passing) run against a dedicated `scheduling_system_testing` database — real data is never touched</w:t>
+        <w:t>**AI scheduler unit tests**: 118 automated tests (Python standard-library `unittest`) directly exercise `generate_schedule()` with controlled fixtures — no database required. They cover faculty qualification, day + time-window availability (a session must fit within a declared window on its day), room type matching, room capacity, faculty/room no-double-booking, maximum teaching load, cross-section conflicts, the preferred scheduling window, and partial/infeasible handling with per-session reasons. Final run: **118 tests OK, 0 failed, 0 skipped, 0 warnings/errors**. The suite respects all solver statuses (OPTIMAL, FEASIBLE, PARTIAL, INFEASIBLE). Run it with `python -m unittest discover -s tests -t tests` (`-t tests` is required: `tests/` has no `__init__.py`)</w:t>
+      </w:r>
+    </w:p>
+    <w:p>
+      <w:pPr>
+        <w:pStyle w:val="ListBullet"/>
+      </w:pPr>
+      <w:r>
+        <w:t>**Backend feature tests** (`php artisan test`, 127 tests / 537 assertions, all passing) run against a dedicated `scheduling_system_testing` database — real data is never touched.</w:t>
+      </w:r>
+    </w:p>
+    <w:p>
+      <w:pPr>
+        <w:pStyle w:val="ListBullet"/>
+      </w:pPr>
+      <w:r>
+        <w:t>**Cross-section conflict regression tests** (`ScheduleGenerationConflictTest.php`, `ScheduleSessionConflictTest.php`, 25 tests / 101 assertions): a generated plan that clashes with another section's draft is refused with 422 and the existing draft survives; another term never causes a false conflict; a persistence failure rolls the draft replacement back; a contended generation lock answers 409; and a hand edit onto another section's draft slot is rejected.</w:t>
+      </w:r>
+    </w:p>
+    <w:p>
+      <w:pPr>
+        <w:pStyle w:val="ListBullet"/>
+      </w:pPr>
+      <w:r>
+        <w:t>**Published-reference guard tests** (`PublishedReferenceGuardTest.php`, 11 tests): deleting a faculty, subject, room, or section still used by a **published** schedule returns **409** with the affected schedule IDs and session counts; `?force=1` overrides after confirmation; drafts and archived schedules impose no restriction. The September 27 additions cover solver-status acceptance (a fully-placed `FEASIBLE` result is stored as a draft and logged as `feasible`; `INFEASIBLE` is still rejected) and the unreachable-engine path (502 plus a `failure` log row)</w:t>
       </w:r>
     </w:p>
     <w:p>
@@ -2464,6 +2510,22 @@
         <w:pStyle w:val="ListBullet"/>
       </w:pPr>
       <w:r>
+        <w:t>**Subject–section year/semester validation tests**: matching assignments accepted; wrong-semester and wrong-year assignments rejected (HTTP 422); generation blocked with the AI engine never called on legacy mismatches</w:t>
+      </w:r>
+    </w:p>
+    <w:p>
+      <w:pPr>
+        <w:pStyle w:val="ListBullet"/>
+      </w:pPr>
+      <w:r>
+        <w:t>**Subject lab consistency tests**: `lab_hours &gt; 0` without a canonical lab room type rejected; `lab_hours = 0` with a lab room type rejected; enforced on create and update</w:t>
+      </w:r>
+    </w:p>
+    <w:p>
+      <w:pPr>
+        <w:pStyle w:val="ListBullet"/>
+      </w:pPr>
+      <w:r>
         <w:t>Frontend TypeScript typecheck clean; production build passes</w:t>
       </w:r>
     </w:p>
@@ -2472,7 +2534,7 @@
         <w:pStyle w:val="ListBullet"/>
       </w:pPr>
       <w:r>
-        <w:t>Live end-to-end integration test performed (September 2026): admin login → AI generation for BIT-3A (OPTIMAL, 3 sessions, all 8 constraint categories verified) → approve → publish (conflict gate) → unpublish → reports — all passed</w:t>
+        <w:t>Live end-to-end integration test performed (September 2026): admin login → AI generation for BIT-3A (OPTIMAL, 3 sessions, all 8 constraint categories verified) → approve → publish (conflict gate) → unpublish → reports — all passed. Final regression verification (September 16, 2026) repeated the full lifecycle after the validation features were added, with no regressions</w:t>
       </w:r>
     </w:p>
     <w:p>

--- a/documentation/System_Complete_Guide.docx
+++ b/documentation/System_Complete_Guide.docx
@@ -12,7 +12,7 @@
     </w:p>
     <w:p>
       <w:r>
-        <w:t>*Updated: October 10, 2026 — synchronized with the verified architecture: accurate solver terminology, five protection layers including the generation-time conflict gate, room eligibility, and print/PDF distribution*</w:t>
+        <w:t>*Updated: October 4, 2026 — synchronized with the verified architecture: accurate solver terminology, five protection layers (including the term lock and pre-write conflict gate), room eligibility, and print/PDF distribution*</w:t>
       </w:r>
     </w:p>
     <w:p>
@@ -657,7 +657,7 @@
         <w:pStyle w:val="ListNumber"/>
       </w:pPr>
       <w:r>
-        <w:t>Laravel takes this academic term's generation lock — an earlier run for the same term must finish first, and a contested run answers **409** rather than racing it</w:t>
+        <w:t>Laravel archives old drafts for that section</w:t>
       </w:r>
     </w:p>
     <w:p>
@@ -673,7 +673,7 @@
         <w:pStyle w:val="ListNumber"/>
       </w:pPr>
       <w:r>
-        <w:t>FastAPI reads scheduling data from PostgreSQL: section information, preferred days/time window, assigned subjects, lecture/lab requirements, qualified faculty, faculty availability, teaching loads, available rooms (type, capacity, status), and this term's existing sessions — **draft, approved and published** — for cross-section conflict checking</w:t>
+        <w:t>FastAPI reads scheduling data from PostgreSQL: section information, preferred days/time window, assigned subjects, lecture/lab requirements, qualified faculty, faculty availability, teaching loads, available rooms (type, capacity, status), and existing approved/published sessions for cross-section conflict checking</w:t>
       </w:r>
     </w:p>
     <w:p>
@@ -697,7 +697,7 @@
         <w:pStyle w:val="ListNumber"/>
       </w:pPr>
       <w:r>
-        <w:t>Laravel cross-checks the plan against the term's other schedules — a clash answers **422** and nothing is written. Otherwise it persists the result as a **draft**: archiving the section's previous draft, creating the replacement and inserting its sessions happen in **one transaction**, and the generation log is recorded</w:t>
+        <w:t>Laravel persists a successful result as a **draft** schedule with its sessions and records the generation log</w:t>
       </w:r>
     </w:p>
     <w:p>
@@ -721,7 +721,7 @@
         <w:pStyle w:val="ListNumber"/>
       </w:pPr>
       <w:r>
-        <w:t>Admin **reviews** the draft and may **manually edit** sessions (conflict-checked — see Layer 3 below)</w:t>
+        <w:t>Admin **reviews** the draft and may **manually edit** sessions (conflict-checked — see Layer 2 below)</w:t>
       </w:r>
     </w:p>
     <w:p>
@@ -1064,7 +1064,7 @@
               <w:rPr>
                 <w:sz w:val="20"/>
               </w:rPr>
-              <w:t>Cross-section conflicts — checked against this term's existing **draft/approved/published** sessions</w:t>
+              <w:t>Cross-section conflicts — checked against existing approved/published sessions</w:t>
             </w:r>
           </w:p>
         </w:tc>
@@ -1349,17 +1349,17 @@
     </w:p>
     <w:p>
       <w:r>
-        <w:t>Layer 1 — AI/CP-SAT generation. The scheduler applies the modeled scheduling constraints while generating the candidate schedule, treating every other section's `draft`, `approved` and `published` sessions in the same academic year and semester as fixed bookings.</w:t>
+        <w:t>Layer 1 — AI/CP-SAT generation. The scheduler applies the modeled scheduling constraints while generating the candidate schedule, treating every other section's `draft`, `approved` and `published` sessions in the same academic year and semester as live bookings.</w:t>
       </w:r>
     </w:p>
     <w:p>
       <w:r>
-        <w:t>Layer 2 — Generation-time conflict gate and term lock. One generation run per academic year and semester at a time: a contested run answers 409 instead of racing the run that holds the lock, and the engine's plan is cross-checked against that term's other schedules before anything is written — a clash answers 422 and the section's existing draft is left exactly as it was.</w:t>
+        <w:t>Layer 2 — Term-scoped generation lock and pre-write conflict gate. Generation for one academic year and semester runs one section at a time behind a cache lock (409 when contended), and the plan the engine returns is cross-checked against that term's other schedules before anything is written (422 on a clash, leaving the section's existing draft untouched).</w:t>
       </w:r>
     </w:p>
     <w:p>
       <w:r>
-        <w:t>Layer 3 — Manual edit validation. When the Admin manually changes a session, backend validation checks the relevant scheduling rules and detects conflicts, including other sections' `draft`/`approved`/`published` sessions in the same term.</w:t>
+        <w:t>Layer 3 — Manual edit validation. When the Admin manually changes a session, backend validation merges the change onto the session's current values and checks the full resulting state against the scheduling rules, other sections' draft/approved/published sessions included.</w:t>
       </w:r>
     </w:p>
     <w:p>
@@ -2470,7 +2470,7 @@
         <w:pStyle w:val="ListBullet"/>
       </w:pPr>
       <w:r>
-        <w:t>**AI scheduler unit tests**: 118 automated tests (Python standard-library `unittest`) directly exercise `generate_schedule()` with controlled fixtures — no database required. They cover faculty qualification, day + time-window availability (a session must fit within a declared window on its day), room type matching, room capacity, faculty/room no-double-booking, maximum teaching load, cross-section conflicts, the preferred scheduling window, and partial/infeasible handling with per-session reasons. Final run: **118 tests OK, 0 failed, 0 skipped, 0 warnings/errors**. The suite respects all solver statuses (OPTIMAL, FEASIBLE, PARTIAL, INFEASIBLE). Run it with `python -m unittest discover -s tests -t tests` (`-t tests` is required: `tests/` has no `__init__.py`)</w:t>
+        <w:t>**AI scheduler unit tests**: 118 automated tests across five modules (Python standard-library `unittest`) directly exercise `generate_schedule()` with controlled fixtures — no database required. They cover faculty qualification, day + time-window availability (a session must fit within a declared window on its day), room type matching, room capacity, faculty/room no-double-booking, maximum teaching load, cross-section conflicts, the preferred scheduling window, and partial/infeasible handling with per-session reasons. Final run: **118 tests OK, 0 failed, 0 skipped, 0 warnings/errors**. The suite respects all solver statuses (OPTIMAL, FEASIBLE, PARTIAL, INFEASIBLE)</w:t>
       </w:r>
     </w:p>
     <w:p>
@@ -2478,15 +2478,7 @@
         <w:pStyle w:val="ListBullet"/>
       </w:pPr>
       <w:r>
-        <w:t>**Backend feature tests** (`php artisan test`, 127 tests / 537 assertions, all passing) run against a dedicated `scheduling_system_testing` database — real data is never touched.</w:t>
-      </w:r>
-    </w:p>
-    <w:p>
-      <w:pPr>
-        <w:pStyle w:val="ListBullet"/>
-      </w:pPr>
-      <w:r>
-        <w:t>**Cross-section conflict regression tests** (`ScheduleGenerationConflictTest.php`, `ScheduleSessionConflictTest.php`, 25 tests / 101 assertions): a generated plan that clashes with another section's draft is refused with 422 and the existing draft survives; another term never causes a false conflict; a persistence failure rolls the draft replacement back; a contended generation lock answers 409; and a hand edit onto another section's draft slot is rejected.</w:t>
+        <w:t>**Backend feature tests** (`php artisan test`, 143 tests / 604 assertions, all passing) run against a dedicated `scheduling_system_testing` database — real data is never touched.</w:t>
       </w:r>
     </w:p>
     <w:p>
@@ -2577,7 +2569,7 @@
     </w:p>
     <w:p>
       <w:r>
-        <w:t>How are conflicts prevented? Through three layers: (1) solver constraints, (2) manual-edit validation, (3) the publish conflict gate.</w:t>
+        <w:t>How are conflicts prevented? Through five layered protections: (1) solver constraints at generation time, against every other section's draft/approved/published sessions in the same term, (2) a term-scoped generation lock plus a pre-write conflict gate that refuses a clashing plan with 422 before anything is written, (3) manual-edit validation of the full resulting state, (4) the publish conflict gate, and (5) the published-reference delete guard, which protects a timetable that has already been distributed rather than preventing a clash.</w:t>
       </w:r>
     </w:p>
     <w:p>

--- a/documentation/System_Complete_Guide.docx
+++ b/documentation/System_Complete_Guide.docx
@@ -12,12 +12,10 @@
     </w:p>
     <w:p>
       <w:r>
-        <w:t>*Updated: October 4, 2026 — synchronized with the verified architecture: accurate solver terminology, five protection layers (including the term lock and pre-write conflict gate), room eligibility, and print/PDF distribution*</w:t>
-      </w:r>
-    </w:p>
-    <w:p>
-      <w:r>
-        <w:t>---</w:t>
+        <w:rPr>
+          <w:i/>
+        </w:rPr>
+        <w:t>Updated: October 4, 2026 — synchronized with the verified architecture: accurate solver terminology, five protection layers (including the term lock and pre-write conflict gate), room eligibility, and print/PDF distribution</w:t>
       </w:r>
     </w:p>
     <w:p>
@@ -30,11 +28,23 @@
     </w:p>
     <w:p>
       <w:r>
-        <w:t>An AI-assisted, constraint-based scheduling system for the IT Department that generates faculty, classroom, and laboratory schedules using constraint-based optimization (Google OR-Tools CP-SAT).</w:t>
+        <w:t xml:space="preserve">An </w:t>
+      </w:r>
+      <w:r>
+        <w:rPr>
+          <w:b/>
+        </w:rPr>
+        <w:t>AI-assisted, constraint-based scheduling system</w:t>
+      </w:r>
+      <w:r>
+        <w:t xml:space="preserve"> for the IT Department that generates faculty, classroom, and laboratory schedules using constraint-based optimization (Google OR-Tools CP-SAT).</w:t>
       </w:r>
     </w:p>
     <w:p>
       <w:r>
+        <w:rPr>
+          <w:b/>
+        </w:rPr>
         <w:t>The workflow:</w:t>
       </w:r>
     </w:p>
@@ -60,12 +70,40 @@
     </w:p>
     <w:p>
       <w:r>
-        <w:t>Key design decision: Only the Admin/Department Head has a login account. Faculty are scheduling records/entities, not system users — the system is operated per semester by the department, and published schedules are distributed as printed/PDF hard copies.</w:t>
+        <w:rPr>
+          <w:b/>
+        </w:rPr>
+        <w:t>Key design decision:</w:t>
       </w:r>
-    </w:p>
-    <w:p>
       <w:r>
-        <w:t>---</w:t>
+        <w:t xml:space="preserve"> Only the </w:t>
+      </w:r>
+      <w:r>
+        <w:rPr>
+          <w:b/>
+        </w:rPr>
+        <w:t>Admin/Department Head</w:t>
+      </w:r>
+      <w:r>
+        <w:t xml:space="preserve"> has a login account. Faculty are </w:t>
+      </w:r>
+      <w:r>
+        <w:rPr>
+          <w:b/>
+        </w:rPr>
+        <w:t>scheduling records/entities, not system users</w:t>
+      </w:r>
+      <w:r>
+        <w:t xml:space="preserve"> — the system is operated per semester by the department, and published schedules are distributed as </w:t>
+      </w:r>
+      <w:r>
+        <w:rPr>
+          <w:b/>
+        </w:rPr>
+        <w:t>printed/PDF hard copies</w:t>
+      </w:r>
+      <w:r>
+        <w:t>.</w:t>
       </w:r>
     </w:p>
     <w:p>
@@ -97,6 +135,12 @@
                 <w:b/>
                 <w:sz w:val="20"/>
               </w:rPr>
+            </w:r>
+            <w:r>
+              <w:rPr>
+                <w:b/>
+                <w:sz w:val="20"/>
+              </w:rPr>
               <w:t>Tool</w:t>
             </w:r>
           </w:p>
@@ -106,6 +150,12 @@
             <w:tcW w:type="dxa" w:w="4320"/>
           </w:tcPr>
           <w:p>
+            <w:r>
+              <w:rPr>
+                <w:b/>
+                <w:sz w:val="20"/>
+              </w:rPr>
+            </w:r>
             <w:r>
               <w:rPr>
                 <w:b/>
@@ -126,7 +176,13 @@
               <w:rPr>
                 <w:sz w:val="20"/>
               </w:rPr>
-              <w:t>**React + TypeScript**</w:t>
+            </w:r>
+            <w:r>
+              <w:rPr>
+                <w:b/>
+                <w:sz w:val="20"/>
+              </w:rPr>
+              <w:t>React + TypeScript</w:t>
             </w:r>
           </w:p>
         </w:tc>
@@ -135,6 +191,11 @@
             <w:tcW w:type="dxa" w:w="4320"/>
           </w:tcPr>
           <w:p>
+            <w:r>
+              <w:rPr>
+                <w:sz w:val="20"/>
+              </w:rPr>
+            </w:r>
             <w:r>
               <w:rPr>
                 <w:sz w:val="20"/>
@@ -154,7 +215,13 @@
               <w:rPr>
                 <w:sz w:val="20"/>
               </w:rPr>
-              <w:t>**Tailwind CSS**</w:t>
+            </w:r>
+            <w:r>
+              <w:rPr>
+                <w:b/>
+                <w:sz w:val="20"/>
+              </w:rPr>
+              <w:t>Tailwind CSS</w:t>
             </w:r>
           </w:p>
         </w:tc>
@@ -163,6 +230,11 @@
             <w:tcW w:type="dxa" w:w="4320"/>
           </w:tcPr>
           <w:p>
+            <w:r>
+              <w:rPr>
+                <w:sz w:val="20"/>
+              </w:rPr>
+            </w:r>
             <w:r>
               <w:rPr>
                 <w:sz w:val="20"/>
@@ -182,7 +254,13 @@
               <w:rPr>
                 <w:sz w:val="20"/>
               </w:rPr>
-              <w:t>**Vite**</w:t>
+            </w:r>
+            <w:r>
+              <w:rPr>
+                <w:b/>
+                <w:sz w:val="20"/>
+              </w:rPr>
+              <w:t>Vite</w:t>
             </w:r>
           </w:p>
         </w:tc>
@@ -191,6 +269,11 @@
             <w:tcW w:type="dxa" w:w="4320"/>
           </w:tcPr>
           <w:p>
+            <w:r>
+              <w:rPr>
+                <w:sz w:val="20"/>
+              </w:rPr>
+            </w:r>
             <w:r>
               <w:rPr>
                 <w:sz w:val="20"/>
@@ -210,7 +293,13 @@
               <w:rPr>
                 <w:sz w:val="20"/>
               </w:rPr>
-              <w:t>**Laravel 13 + PHP 8.5**</w:t>
+            </w:r>
+            <w:r>
+              <w:rPr>
+                <w:b/>
+                <w:sz w:val="20"/>
+              </w:rPr>
+              <w:t>Laravel 13 + PHP 8.5</w:t>
             </w:r>
           </w:p>
         </w:tc>
@@ -219,6 +308,11 @@
             <w:tcW w:type="dxa" w:w="4320"/>
           </w:tcPr>
           <w:p>
+            <w:r>
+              <w:rPr>
+                <w:sz w:val="20"/>
+              </w:rPr>
+            </w:r>
             <w:r>
               <w:rPr>
                 <w:sz w:val="20"/>
@@ -238,7 +332,13 @@
               <w:rPr>
                 <w:sz w:val="20"/>
               </w:rPr>
-              <w:t>**Laravel Sanctum**</w:t>
+            </w:r>
+            <w:r>
+              <w:rPr>
+                <w:b/>
+                <w:sz w:val="20"/>
+              </w:rPr>
+              <w:t>Laravel Sanctum</w:t>
             </w:r>
           </w:p>
         </w:tc>
@@ -247,6 +347,11 @@
             <w:tcW w:type="dxa" w:w="4320"/>
           </w:tcPr>
           <w:p>
+            <w:r>
+              <w:rPr>
+                <w:sz w:val="20"/>
+              </w:rPr>
+            </w:r>
             <w:r>
               <w:rPr>
                 <w:sz w:val="20"/>
@@ -266,7 +371,13 @@
               <w:rPr>
                 <w:sz w:val="20"/>
               </w:rPr>
-              <w:t>**Python + FastAPI**</w:t>
+            </w:r>
+            <w:r>
+              <w:rPr>
+                <w:b/>
+                <w:sz w:val="20"/>
+              </w:rPr>
+              <w:t>Python + FastAPI</w:t>
             </w:r>
           </w:p>
         </w:tc>
@@ -275,6 +386,11 @@
             <w:tcW w:type="dxa" w:w="4320"/>
           </w:tcPr>
           <w:p>
+            <w:r>
+              <w:rPr>
+                <w:sz w:val="20"/>
+              </w:rPr>
+            </w:r>
             <w:r>
               <w:rPr>
                 <w:sz w:val="20"/>
@@ -294,7 +410,13 @@
               <w:rPr>
                 <w:sz w:val="20"/>
               </w:rPr>
-              <w:t>**Google OR-Tools CP-SAT**</w:t>
+            </w:r>
+            <w:r>
+              <w:rPr>
+                <w:b/>
+                <w:sz w:val="20"/>
+              </w:rPr>
+              <w:t>Google OR-Tools CP-SAT</w:t>
             </w:r>
           </w:p>
         </w:tc>
@@ -303,6 +425,11 @@
             <w:tcW w:type="dxa" w:w="4320"/>
           </w:tcPr>
           <w:p>
+            <w:r>
+              <w:rPr>
+                <w:sz w:val="20"/>
+              </w:rPr>
+            </w:r>
             <w:r>
               <w:rPr>
                 <w:sz w:val="20"/>
@@ -322,7 +449,13 @@
               <w:rPr>
                 <w:sz w:val="20"/>
               </w:rPr>
-              <w:t>**PostgreSQL**</w:t>
+            </w:r>
+            <w:r>
+              <w:rPr>
+                <w:b/>
+                <w:sz w:val="20"/>
+              </w:rPr>
+              <w:t>PostgreSQL</w:t>
             </w:r>
           </w:p>
         </w:tc>
@@ -335,17 +468,17 @@
               <w:rPr>
                 <w:sz w:val="20"/>
               </w:rPr>
+            </w:r>
+            <w:r>
+              <w:rPr>
+                <w:sz w:val="20"/>
+              </w:rPr>
               <w:t>Database — the central persistent store</w:t>
             </w:r>
           </w:p>
         </w:tc>
       </w:tr>
     </w:tbl>
-    <w:p>
-      <w:r>
-        <w:t>---</w:t>
-      </w:r>
-    </w:p>
     <w:p>
       <w:pPr>
         <w:pStyle w:val="Heading1"/>
@@ -393,6 +526,9 @@
     </w:p>
     <w:p>
       <w:r>
+        <w:rPr>
+          <w:b/>
+        </w:rPr>
         <w:t>Communication between components:</w:t>
       </w:r>
     </w:p>
@@ -417,6 +553,12 @@
                 <w:b/>
                 <w:sz w:val="20"/>
               </w:rPr>
+            </w:r>
+            <w:r>
+              <w:rPr>
+                <w:b/>
+                <w:sz w:val="20"/>
+              </w:rPr>
               <w:t>From → To</w:t>
             </w:r>
           </w:p>
@@ -426,6 +568,12 @@
             <w:tcW w:type="dxa" w:w="4320"/>
           </w:tcPr>
           <w:p>
+            <w:r>
+              <w:rPr>
+                <w:b/>
+                <w:sz w:val="20"/>
+              </w:rPr>
+            </w:r>
             <w:r>
               <w:rPr>
                 <w:b/>
@@ -446,6 +594,11 @@
               <w:rPr>
                 <w:sz w:val="20"/>
               </w:rPr>
+            </w:r>
+            <w:r>
+              <w:rPr>
+                <w:sz w:val="20"/>
+              </w:rPr>
               <w:t>React → Laravel</w:t>
             </w:r>
           </w:p>
@@ -455,6 +608,11 @@
             <w:tcW w:type="dxa" w:w="4320"/>
           </w:tcPr>
           <w:p>
+            <w:r>
+              <w:rPr>
+                <w:sz w:val="20"/>
+              </w:rPr>
+            </w:r>
             <w:r>
               <w:rPr>
                 <w:sz w:val="20"/>
@@ -474,6 +632,11 @@
               <w:rPr>
                 <w:sz w:val="20"/>
               </w:rPr>
+            </w:r>
+            <w:r>
+              <w:rPr>
+                <w:sz w:val="20"/>
+              </w:rPr>
               <w:t>Laravel → FastAPI</w:t>
             </w:r>
           </w:p>
@@ -483,6 +646,11 @@
             <w:tcW w:type="dxa" w:w="4320"/>
           </w:tcPr>
           <w:p>
+            <w:r>
+              <w:rPr>
+                <w:sz w:val="20"/>
+              </w:rPr>
+            </w:r>
             <w:r>
               <w:rPr>
                 <w:sz w:val="20"/>
@@ -502,6 +670,11 @@
               <w:rPr>
                 <w:sz w:val="20"/>
               </w:rPr>
+            </w:r>
+            <w:r>
+              <w:rPr>
+                <w:sz w:val="20"/>
+              </w:rPr>
               <w:t>Laravel → PostgreSQL</w:t>
             </w:r>
           </w:p>
@@ -511,6 +684,11 @@
             <w:tcW w:type="dxa" w:w="4320"/>
           </w:tcPr>
           <w:p>
+            <w:r>
+              <w:rPr>
+                <w:sz w:val="20"/>
+              </w:rPr>
+            </w:r>
             <w:r>
               <w:rPr>
                 <w:sz w:val="20"/>
@@ -530,6 +708,11 @@
               <w:rPr>
                 <w:sz w:val="20"/>
               </w:rPr>
+            </w:r>
+            <w:r>
+              <w:rPr>
+                <w:sz w:val="20"/>
+              </w:rPr>
               <w:t>FastAPI → PostgreSQL</w:t>
             </w:r>
           </w:p>
@@ -539,6 +722,11 @@
             <w:tcW w:type="dxa" w:w="4320"/>
           </w:tcPr>
           <w:p>
+            <w:r>
+              <w:rPr>
+                <w:sz w:val="20"/>
+              </w:rPr>
+            </w:r>
             <w:r>
               <w:rPr>
                 <w:sz w:val="20"/>
@@ -558,6 +746,11 @@
               <w:rPr>
                 <w:sz w:val="20"/>
               </w:rPr>
+            </w:r>
+            <w:r>
+              <w:rPr>
+                <w:sz w:val="20"/>
+              </w:rPr>
               <w:t>FastAPI → CP-SAT</w:t>
             </w:r>
           </w:p>
@@ -567,6 +760,11 @@
             <w:tcW w:type="dxa" w:w="4320"/>
           </w:tcPr>
           <w:p>
+            <w:r>
+              <w:rPr>
+                <w:sz w:val="20"/>
+              </w:rPr>
+            </w:r>
             <w:r>
               <w:rPr>
                 <w:sz w:val="20"/>
@@ -586,6 +784,11 @@
               <w:rPr>
                 <w:sz w:val="20"/>
               </w:rPr>
+            </w:r>
+            <w:r>
+              <w:rPr>
+                <w:sz w:val="20"/>
+              </w:rPr>
               <w:t>Laravel → React</w:t>
             </w:r>
           </w:p>
@@ -599,6 +802,11 @@
               <w:rPr>
                 <w:sz w:val="20"/>
               </w:rPr>
+            </w:r>
+            <w:r>
+              <w:rPr>
+                <w:sz w:val="20"/>
+              </w:rPr>
               <w:t>JSON responses</w:t>
             </w:r>
           </w:p>
@@ -607,17 +815,33 @@
     </w:tbl>
     <w:p>
       <w:r>
-        <w:t>Why admin-only access? The department operates the system per semester. Faculty scheduling information is maintained as records by the Admin, and finalized schedules are distributed as printed/PDF copies. Faculty accounts would add maintenance and security overhead with no corresponding benefit. Faculty remain structured data (name, employment type, availability, qualifications, workload, subject assignments) — exactly what the solver needs.</w:t>
+        <w:rPr>
+          <w:b/>
+        </w:rPr>
+        <w:t>Why admin-only access?</w:t>
+      </w:r>
+      <w:r>
+        <w:t xml:space="preserve"> The department operates the system per semester. Faculty scheduling information is maintained as records by the Admin, and finalized schedules are distributed as printed/PDF copies. Faculty accounts would add maintenance and security overhead with no corresponding benefit. Faculty remain structured data (name, employment type, availability, qualifications, workload, subject assignments) — exactly what the solver needs.</w:t>
       </w:r>
     </w:p>
     <w:p>
       <w:r>
-        <w:t>Human oversight: the AI produces a *candidate* schedule only. It never publishes. "AI proposes; the Admin decides."</w:t>
+        <w:rPr>
+          <w:b/>
+        </w:rPr>
+        <w:t>Human oversight:</w:t>
       </w:r>
-    </w:p>
-    <w:p>
       <w:r>
-        <w:t>---</w:t>
+        <w:t xml:space="preserve"> the AI produces a </w:t>
+      </w:r>
+      <w:r>
+        <w:rPr>
+          <w:i/>
+        </w:rPr>
+        <w:t>candidate</w:t>
+      </w:r>
+      <w:r>
+        <w:t xml:space="preserve"> schedule only. It never publishes. "AI proposes; the Admin decides."</w:t>
       </w:r>
     </w:p>
     <w:p>
@@ -641,7 +865,13 @@
         <w:pStyle w:val="ListNumber"/>
       </w:pPr>
       <w:r>
-        <w:t>Admin selects a section and clicks **Generate Schedule**</w:t>
+        <w:t xml:space="preserve">Admin selects a section and clicks </w:t>
+      </w:r>
+      <w:r>
+        <w:rPr>
+          <w:b/>
+        </w:rPr>
+        <w:t>Generate Schedule</w:t>
       </w:r>
     </w:p>
     <w:p>
@@ -665,7 +895,17 @@
         <w:pStyle w:val="ListNumber"/>
       </w:pPr>
       <w:r>
-        <w:t>Laravel calls the FastAPI engine (`POST /generate-schedule/{section_id}`)</w:t>
+        <w:t>Laravel calls the FastAPI engine (</w:t>
+      </w:r>
+      <w:r>
+        <w:rPr>
+          <w:rFonts w:ascii="Consolas" w:hAnsi="Consolas"/>
+          <w:sz w:val="19"/>
+        </w:rPr>
+        <w:t>POST /generate-schedule/{section_id}</w:t>
+      </w:r>
+      <w:r>
+        <w:t>)</w:t>
       </w:r>
     </w:p>
     <w:p>
@@ -689,7 +929,13 @@
         <w:pStyle w:val="ListNumber"/>
       </w:pPr>
       <w:r>
-        <w:t>Returns **OPTIMAL / FEASIBLE / PARTIAL / INFEASIBLE**</w:t>
+        <w:t xml:space="preserve">Returns </w:t>
+      </w:r>
+      <w:r>
+        <w:rPr>
+          <w:b/>
+        </w:rPr>
+        <w:t>OPTIMAL / FEASIBLE / PARTIAL / INFEASIBLE</w:t>
       </w:r>
     </w:p>
     <w:p>
@@ -697,7 +943,16 @@
         <w:pStyle w:val="ListNumber"/>
       </w:pPr>
       <w:r>
-        <w:t>Laravel persists a successful result as a **draft** schedule with its sessions and records the generation log</w:t>
+        <w:t xml:space="preserve">Laravel persists a successful result as a </w:t>
+      </w:r>
+      <w:r>
+        <w:rPr>
+          <w:b/>
+        </w:rPr>
+        <w:t>draft</w:t>
+      </w:r>
+      <w:r>
+        <w:t xml:space="preserve"> schedule with its sessions and records the generation log</w:t>
       </w:r>
     </w:p>
     <w:p>
@@ -721,7 +976,25 @@
         <w:pStyle w:val="ListNumber"/>
       </w:pPr>
       <w:r>
-        <w:t>Admin **reviews** the draft and may **manually edit** sessions (conflict-checked — see Layer 2 below)</w:t>
+        <w:t xml:space="preserve">Admin </w:t>
+      </w:r>
+      <w:r>
+        <w:rPr>
+          <w:b/>
+        </w:rPr>
+        <w:t>reviews</w:t>
+      </w:r>
+      <w:r>
+        <w:t xml:space="preserve"> the draft and may </w:t>
+      </w:r>
+      <w:r>
+        <w:rPr>
+          <w:b/>
+        </w:rPr>
+        <w:t>manually edit</w:t>
+      </w:r>
+      <w:r>
+        <w:t xml:space="preserve"> sessions (conflict-checked — see Layer 2 below)</w:t>
       </w:r>
     </w:p>
     <w:p>
@@ -729,7 +1002,16 @@
         <w:pStyle w:val="ListNumber"/>
       </w:pPr>
       <w:r>
-        <w:t>Admin **approves** the schedule</w:t>
+        <w:t xml:space="preserve">Admin </w:t>
+      </w:r>
+      <w:r>
+        <w:rPr>
+          <w:b/>
+        </w:rPr>
+        <w:t>approves</w:t>
+      </w:r>
+      <w:r>
+        <w:t xml:space="preserve"> the schedule</w:t>
       </w:r>
     </w:p>
     <w:p>
@@ -737,7 +1019,16 @@
         <w:pStyle w:val="ListNumber"/>
       </w:pPr>
       <w:r>
-        <w:t>Admin **publishes** — the publish conflict gate performs a final validation; if conflicts are found, publication is rejected and the schedule stays unpublished until corrected and retried</w:t>
+        <w:t xml:space="preserve">Admin </w:t>
+      </w:r>
+      <w:r>
+        <w:rPr>
+          <w:b/>
+        </w:rPr>
+        <w:t>publishes</w:t>
+      </w:r>
+      <w:r>
+        <w:t xml:space="preserve"> — the publish conflict gate performs a final validation; if conflicts are found, publication is rejected and the schedule stays unpublished until corrected and retried</w:t>
       </w:r>
     </w:p>
     <w:p>
@@ -753,12 +1044,36 @@
         <w:pStyle w:val="ListNumber"/>
       </w:pPr>
       <w:r>
-        <w:t>Admin clicks **Print / Download** → print-friendly weekly grid → browser print dialog → **Save as PDF** → hard copies distributed to faculty and students</w:t>
+        <w:t xml:space="preserve">Admin clicks </w:t>
+      </w:r>
+      <w:r>
+        <w:rPr>
+          <w:b/>
+        </w:rPr>
+        <w:t>Print / Download</w:t>
+      </w:r>
+      <w:r>
+        <w:t xml:space="preserve"> → print-friendly weekly grid → browser print dialog → </w:t>
+      </w:r>
+      <w:r>
+        <w:rPr>
+          <w:b/>
+        </w:rPr>
+        <w:t>Save as PDF</w:t>
+      </w:r>
+      <w:r>
+        <w:t xml:space="preserve"> → hard copies distributed to faculty and students</w:t>
       </w:r>
     </w:p>
     <w:p>
       <w:r>
-        <w:t>Publishing is NEVER automatic. The Admin/Department Head explicitly approves and publishes.</w:t>
+        <w:rPr>
+          <w:b/>
+        </w:rPr>
+        <w:t>Publishing is NEVER automatic.</w:t>
+      </w:r>
+      <w:r>
+        <w:t xml:space="preserve"> The Admin/Department Head explicitly approves and publishes.</w:t>
       </w:r>
     </w:p>
     <w:p>
@@ -771,7 +1086,16 @@
     </w:p>
     <w:p>
       <w:r>
-        <w:t>Published → Unpublish → Draft → Edit → Approve → Publish again. Unpublishing allows corrections while preserving the workflow; it does not restore any earlier database state — it returns the current schedule to draft for editing.</w:t>
+        <w:t xml:space="preserve">Published → </w:t>
+      </w:r>
+      <w:r>
+        <w:rPr>
+          <w:b/>
+        </w:rPr>
+        <w:t>Unpublish</w:t>
+      </w:r>
+      <w:r>
+        <w:t xml:space="preserve"> → Draft → Edit → Approve → Publish again. Unpublishing allows corrections while preserving the workflow; it does not restore any earlier database state — it returns the current schedule to draft for editing.</w:t>
       </w:r>
     </w:p>
     <w:p>
@@ -788,11 +1112,6 @@
       </w:r>
     </w:p>
     <w:p>
-      <w:r>
-        <w:t>---</w:t>
-      </w:r>
-    </w:p>
-    <w:p>
       <w:pPr>
         <w:pStyle w:val="Heading1"/>
       </w:pPr>
@@ -802,7 +1121,25 @@
     </w:p>
     <w:p>
       <w:r>
-        <w:t>The scheduler models eight main constraint categories, with the section's preferred time window also directly enforced by the solver:</w:t>
+        <w:t xml:space="preserve">The scheduler models </w:t>
+      </w:r>
+      <w:r>
+        <w:rPr>
+          <w:b/>
+        </w:rPr>
+        <w:t>eight main constraint categories</w:t>
+      </w:r>
+      <w:r>
+        <w:t xml:space="preserve">, with the </w:t>
+      </w:r>
+      <w:r>
+        <w:rPr>
+          <w:b/>
+        </w:rPr>
+        <w:t>section's preferred time window also directly enforced</w:t>
+      </w:r>
+      <w:r>
+        <w:t xml:space="preserve"> by the solver:</w:t>
       </w:r>
     </w:p>
     <w:tbl>
@@ -826,6 +1163,12 @@
                 <w:b/>
                 <w:sz w:val="20"/>
               </w:rPr>
+            </w:r>
+            <w:r>
+              <w:rPr>
+                <w:b/>
+                <w:sz w:val="20"/>
+              </w:rPr>
               <w:t>#</w:t>
             </w:r>
           </w:p>
@@ -835,6 +1178,12 @@
             <w:tcW w:type="dxa" w:w="4320"/>
           </w:tcPr>
           <w:p>
+            <w:r>
+              <w:rPr>
+                <w:b/>
+                <w:sz w:val="20"/>
+              </w:rPr>
+            </w:r>
             <w:r>
               <w:rPr>
                 <w:b/>
@@ -855,6 +1204,11 @@
               <w:rPr>
                 <w:sz w:val="20"/>
               </w:rPr>
+            </w:r>
+            <w:r>
+              <w:rPr>
+                <w:sz w:val="20"/>
+              </w:rPr>
               <w:t>1</w:t>
             </w:r>
           </w:p>
@@ -868,7 +1222,25 @@
               <w:rPr>
                 <w:sz w:val="20"/>
               </w:rPr>
-              <w:t>Faculty qualification — only qualified teachers assigned (`faculty_subjects`)</w:t>
+            </w:r>
+            <w:r>
+              <w:rPr>
+                <w:sz w:val="20"/>
+              </w:rPr>
+              <w:t>Faculty qualification — only qualified teachers assigned (</w:t>
+            </w:r>
+            <w:r>
+              <w:rPr>
+                <w:rFonts w:ascii="Consolas" w:hAnsi="Consolas"/>
+                <w:sz w:val="20"/>
+              </w:rPr>
+              <w:t>faculty_subjects</w:t>
+            </w:r>
+            <w:r>
+              <w:rPr>
+                <w:sz w:val="20"/>
+              </w:rPr>
+              <w:t>)</w:t>
             </w:r>
           </w:p>
         </w:tc>
@@ -879,6 +1251,11 @@
             <w:tcW w:type="dxa" w:w="4320"/>
           </w:tcPr>
           <w:p>
+            <w:r>
+              <w:rPr>
+                <w:sz w:val="20"/>
+              </w:rPr>
+            </w:r>
             <w:r>
               <w:rPr>
                 <w:sz w:val="20"/>
@@ -896,7 +1273,38 @@
               <w:rPr>
                 <w:sz w:val="20"/>
               </w:rPr>
-              <w:t>Faculty availability — restricted by each teacher's available **days and time windows** (`faculty_availabilities`)</w:t>
+            </w:r>
+            <w:r>
+              <w:rPr>
+                <w:sz w:val="20"/>
+              </w:rPr>
+              <w:t xml:space="preserve">Faculty availability — restricted by each teacher's available </w:t>
+            </w:r>
+            <w:r>
+              <w:rPr>
+                <w:b/>
+                <w:sz w:val="20"/>
+              </w:rPr>
+              <w:t>days and time windows</w:t>
+            </w:r>
+            <w:r>
+              <w:rPr>
+                <w:sz w:val="20"/>
+              </w:rPr>
+              <w:t xml:space="preserve"> (</w:t>
+            </w:r>
+            <w:r>
+              <w:rPr>
+                <w:rFonts w:ascii="Consolas" w:hAnsi="Consolas"/>
+                <w:sz w:val="20"/>
+              </w:rPr>
+              <w:t>faculty_availabilities</w:t>
+            </w:r>
+            <w:r>
+              <w:rPr>
+                <w:sz w:val="20"/>
+              </w:rPr>
+              <w:t>)</w:t>
             </w:r>
           </w:p>
         </w:tc>
@@ -911,6 +1319,11 @@
               <w:rPr>
                 <w:sz w:val="20"/>
               </w:rPr>
+            </w:r>
+            <w:r>
+              <w:rPr>
+                <w:sz w:val="20"/>
+              </w:rPr>
               <w:t>3</w:t>
             </w:r>
           </w:p>
@@ -920,6 +1333,11 @@
             <w:tcW w:type="dxa" w:w="4320"/>
           </w:tcPr>
           <w:p>
+            <w:r>
+              <w:rPr>
+                <w:sz w:val="20"/>
+              </w:rPr>
+            </w:r>
             <w:r>
               <w:rPr>
                 <w:sz w:val="20"/>
@@ -939,6 +1357,11 @@
               <w:rPr>
                 <w:sz w:val="20"/>
               </w:rPr>
+            </w:r>
+            <w:r>
+              <w:rPr>
+                <w:sz w:val="20"/>
+              </w:rPr>
               <w:t>4</w:t>
             </w:r>
           </w:p>
@@ -948,6 +1371,11 @@
             <w:tcW w:type="dxa" w:w="4320"/>
           </w:tcPr>
           <w:p>
+            <w:r>
+              <w:rPr>
+                <w:sz w:val="20"/>
+              </w:rPr>
+            </w:r>
             <w:r>
               <w:rPr>
                 <w:sz w:val="20"/>
@@ -967,6 +1395,11 @@
               <w:rPr>
                 <w:sz w:val="20"/>
               </w:rPr>
+            </w:r>
+            <w:r>
+              <w:rPr>
+                <w:sz w:val="20"/>
+              </w:rPr>
               <w:t>5</w:t>
             </w:r>
           </w:p>
@@ -976,6 +1409,11 @@
             <w:tcW w:type="dxa" w:w="4320"/>
           </w:tcPr>
           <w:p>
+            <w:r>
+              <w:rPr>
+                <w:sz w:val="20"/>
+              </w:rPr>
+            </w:r>
             <w:r>
               <w:rPr>
                 <w:sz w:val="20"/>
@@ -995,6 +1433,11 @@
               <w:rPr>
                 <w:sz w:val="20"/>
               </w:rPr>
+            </w:r>
+            <w:r>
+              <w:rPr>
+                <w:sz w:val="20"/>
+              </w:rPr>
               <w:t>6</w:t>
             </w:r>
           </w:p>
@@ -1004,6 +1447,11 @@
             <w:tcW w:type="dxa" w:w="4320"/>
           </w:tcPr>
           <w:p>
+            <w:r>
+              <w:rPr>
+                <w:sz w:val="20"/>
+              </w:rPr>
+            </w:r>
             <w:r>
               <w:rPr>
                 <w:sz w:val="20"/>
@@ -1023,6 +1471,11 @@
               <w:rPr>
                 <w:sz w:val="20"/>
               </w:rPr>
+            </w:r>
+            <w:r>
+              <w:rPr>
+                <w:sz w:val="20"/>
+              </w:rPr>
               <w:t>7</w:t>
             </w:r>
           </w:p>
@@ -1036,7 +1489,19 @@
               <w:rPr>
                 <w:sz w:val="20"/>
               </w:rPr>
-              <w:t>Maximum teaching load — total scheduled hours per teacher ≤ `max_teaching_load`</w:t>
+            </w:r>
+            <w:r>
+              <w:rPr>
+                <w:sz w:val="20"/>
+              </w:rPr>
+              <w:t xml:space="preserve">Maximum teaching load — total scheduled hours per teacher ≤ </w:t>
+            </w:r>
+            <w:r>
+              <w:rPr>
+                <w:rFonts w:ascii="Consolas" w:hAnsi="Consolas"/>
+                <w:sz w:val="20"/>
+              </w:rPr>
+              <w:t>max_teaching_load</w:t>
             </w:r>
           </w:p>
         </w:tc>
@@ -1051,6 +1516,11 @@
               <w:rPr>
                 <w:sz w:val="20"/>
               </w:rPr>
+            </w:r>
+            <w:r>
+              <w:rPr>
+                <w:sz w:val="20"/>
+              </w:rPr>
               <w:t>8</w:t>
             </w:r>
           </w:p>
@@ -1060,6 +1530,11 @@
             <w:tcW w:type="dxa" w:w="4320"/>
           </w:tcPr>
           <w:p>
+            <w:r>
+              <w:rPr>
+                <w:sz w:val="20"/>
+              </w:rPr>
+            </w:r>
             <w:r>
               <w:rPr>
                 <w:sz w:val="20"/>
@@ -1080,7 +1555,23 @@
         <w:pStyle w:val="ListBullet"/>
       </w:pPr>
       <w:r>
-        <w:t>**Section preferred scheduling window** — all sessions must fit within the section's preferred days and start/end time; if a subject's required hours cannot fit, the solver reports `INFEASIBLE` with an explanation</w:t>
+        <w:rPr>
+          <w:b/>
+        </w:rPr>
+        <w:t>Section preferred scheduling window</w:t>
+      </w:r>
+      <w:r>
+        <w:t xml:space="preserve"> — all sessions must fit within the section's preferred days and start/end time; if a subject's required hours cannot fit, the solver reports </w:t>
+      </w:r>
+      <w:r>
+        <w:rPr>
+          <w:rFonts w:ascii="Consolas" w:hAnsi="Consolas"/>
+          <w:sz w:val="19"/>
+        </w:rPr>
+        <w:t>INFEASIBLE</w:t>
+      </w:r>
+      <w:r>
+        <w:t xml:space="preserve"> with an explanation</w:t>
       </w:r>
     </w:p>
     <w:p>
@@ -1088,27 +1579,79 @@
         <w:pStyle w:val="ListBullet"/>
       </w:pPr>
       <w:r>
-        <w:t>**Section self-overlap prevention** — a section cannot attend two sessions at once</w:t>
+        <w:rPr>
+          <w:b/>
+        </w:rPr>
+        <w:t>Section self-overlap prevention</w:t>
+      </w:r>
+      <w:r>
+        <w:t xml:space="preserve"> — a section cannot attend two sessions at once</w:t>
       </w:r>
     </w:p>
     <w:p>
       <w:r>
-        <w:t>Objective: the solver maximizes the number of successfully scheduled sessions (best-effort scheduling).</w:t>
+        <w:rPr>
+          <w:b/>
+        </w:rPr>
+        <w:t>Objective:</w:t>
+      </w:r>
+      <w:r>
+        <w:t xml:space="preserve"> the solver maximizes the number of successfully scheduled sessions (best-effort scheduling).</w:t>
       </w:r>
     </w:p>
     <w:p>
       <w:r>
-        <w:t>*Future soft constraints (not implemented):* senior faculty priority, preference weighting.</w:t>
+        <w:rPr>
+          <w:i/>
+        </w:rPr>
+        <w:t>Future soft constraints (not implemented):</w:t>
+      </w:r>
+      <w:r>
+        <w:t xml:space="preserve"> senior faculty priority, preference weighting.</w:t>
       </w:r>
     </w:p>
     <w:p>
       <w:r>
-        <w:t>The midday break is implemented and is a hard constraint, not a future soft one — the solver excludes any start that would overlap it, and it is configurable from the Settings module (`lunch_start`, `lunch_end`, `lunch_enabled`).</w:t>
+        <w:t xml:space="preserve">The </w:t>
       </w:r>
-    </w:p>
-    <w:p>
       <w:r>
-        <w:t>---</w:t>
+        <w:rPr>
+          <w:b/>
+        </w:rPr>
+        <w:t>midday break is implemented and is a hard constraint</w:t>
+      </w:r>
+      <w:r>
+        <w:t>, not a future soft one — the solver excludes any start that would overlap it, and it is configurable from the Settings module (</w:t>
+      </w:r>
+      <w:r>
+        <w:rPr>
+          <w:rFonts w:ascii="Consolas" w:hAnsi="Consolas"/>
+          <w:sz w:val="19"/>
+        </w:rPr>
+        <w:t>lunch_start</w:t>
+      </w:r>
+      <w:r>
+        <w:t xml:space="preserve">, </w:t>
+      </w:r>
+      <w:r>
+        <w:rPr>
+          <w:rFonts w:ascii="Consolas" w:hAnsi="Consolas"/>
+          <w:sz w:val="19"/>
+        </w:rPr>
+        <w:t>lunch_end</w:t>
+      </w:r>
+      <w:r>
+        <w:t xml:space="preserve">, </w:t>
+      </w:r>
+      <w:r>
+        <w:rPr>
+          <w:rFonts w:ascii="Consolas" w:hAnsi="Consolas"/>
+          <w:sz w:val="19"/>
+        </w:rPr>
+        <w:t>lunch_enabled</w:t>
+      </w:r>
+      <w:r>
+        <w:t>).</w:t>
       </w:r>
     </w:p>
     <w:p>
@@ -1140,6 +1683,12 @@
                 <w:b/>
                 <w:sz w:val="20"/>
               </w:rPr>
+            </w:r>
+            <w:r>
+              <w:rPr>
+                <w:b/>
+                <w:sz w:val="20"/>
+              </w:rPr>
               <w:t>Status</w:t>
             </w:r>
           </w:p>
@@ -1149,6 +1698,12 @@
             <w:tcW w:type="dxa" w:w="4320"/>
           </w:tcPr>
           <w:p>
+            <w:r>
+              <w:rPr>
+                <w:b/>
+                <w:sz w:val="20"/>
+              </w:rPr>
+            </w:r>
             <w:r>
               <w:rPr>
                 <w:b/>
@@ -1169,7 +1724,13 @@
               <w:rPr>
                 <w:sz w:val="20"/>
               </w:rPr>
-              <w:t>**OPTIMAL**</w:t>
+            </w:r>
+            <w:r>
+              <w:rPr>
+                <w:b/>
+                <w:sz w:val="20"/>
+              </w:rPr>
+              <w:t>OPTIMAL</w:t>
             </w:r>
           </w:p>
         </w:tc>
@@ -1178,6 +1739,11 @@
             <w:tcW w:type="dxa" w:w="4320"/>
           </w:tcPr>
           <w:p>
+            <w:r>
+              <w:rPr>
+                <w:sz w:val="20"/>
+              </w:rPr>
+            </w:r>
             <w:r>
               <w:rPr>
                 <w:sz w:val="20"/>
@@ -1197,7 +1763,13 @@
               <w:rPr>
                 <w:sz w:val="20"/>
               </w:rPr>
-              <w:t>**FEASIBLE**</w:t>
+            </w:r>
+            <w:r>
+              <w:rPr>
+                <w:b/>
+                <w:sz w:val="20"/>
+              </w:rPr>
+              <w:t>FEASIBLE</w:t>
             </w:r>
           </w:p>
         </w:tc>
@@ -1206,6 +1778,11 @@
             <w:tcW w:type="dxa" w:w="4320"/>
           </w:tcPr>
           <w:p>
+            <w:r>
+              <w:rPr>
+                <w:sz w:val="20"/>
+              </w:rPr>
+            </w:r>
             <w:r>
               <w:rPr>
                 <w:sz w:val="20"/>
@@ -1225,7 +1802,13 @@
               <w:rPr>
                 <w:sz w:val="20"/>
               </w:rPr>
-              <w:t>**PARTIAL**</w:t>
+            </w:r>
+            <w:r>
+              <w:rPr>
+                <w:b/>
+                <w:sz w:val="20"/>
+              </w:rPr>
+              <w:t>PARTIAL</w:t>
             </w:r>
           </w:p>
         </w:tc>
@@ -1234,6 +1817,11 @@
             <w:tcW w:type="dxa" w:w="4320"/>
           </w:tcPr>
           <w:p>
+            <w:r>
+              <w:rPr>
+                <w:sz w:val="20"/>
+              </w:rPr>
+            </w:r>
             <w:r>
               <w:rPr>
                 <w:sz w:val="20"/>
@@ -1253,7 +1841,13 @@
               <w:rPr>
                 <w:sz w:val="20"/>
               </w:rPr>
-              <w:t>**INFEASIBLE**</w:t>
+            </w:r>
+            <w:r>
+              <w:rPr>
+                <w:b/>
+                <w:sz w:val="20"/>
+              </w:rPr>
+              <w:t>INFEASIBLE</w:t>
             </w:r>
           </w:p>
         </w:tc>
@@ -1266,6 +1860,11 @@
               <w:rPr>
                 <w:sz w:val="20"/>
               </w:rPr>
+            </w:r>
+            <w:r>
+              <w:rPr>
+                <w:sz w:val="20"/>
+              </w:rPr>
               <w:t>No sessions could be successfully scheduled under the modeled constraints</w:t>
             </w:r>
           </w:p>
@@ -1274,12 +1873,16 @@
     </w:tbl>
     <w:p>
       <w:r>
-        <w:t>Unscheduled sessions include reported reasons such as: no suitable room of the required type, no qualified faculty, insufficient scheduling window, capacity/type constraints, or other modeled conflicts. The system does not guarantee every section produces OPTIMAL.</w:t>
+        <w:t xml:space="preserve">Unscheduled sessions include reported reasons such as: no suitable room of the required type, no qualified faculty, insufficient scheduling window, capacity/type constraints, or other modeled conflicts. The system does </w:t>
       </w:r>
-    </w:p>
-    <w:p>
       <w:r>
-        <w:t>---</w:t>
+        <w:rPr>
+          <w:b/>
+        </w:rPr>
+        <w:t>not</w:t>
+      </w:r>
+      <w:r>
+        <w:t xml:space="preserve"> guarantee every section produces OPTIMAL.</w:t>
       </w:r>
     </w:p>
     <w:p>
@@ -1300,7 +1903,13 @@
         <w:pStyle w:val="ListNumber"/>
       </w:pPr>
       <w:r>
-        <w:t>**Room type** — must match the session requirement</w:t>
+        <w:rPr>
+          <w:b/>
+        </w:rPr>
+        <w:t>Room type</w:t>
+      </w:r>
+      <w:r>
+        <w:t xml:space="preserve"> — must match the session requirement</w:t>
       </w:r>
     </w:p>
     <w:p>
@@ -1308,7 +1917,13 @@
         <w:pStyle w:val="ListNumber"/>
       </w:pPr>
       <w:r>
-        <w:t>**Room capacity** — section student count must not exceed capacity</w:t>
+        <w:rPr>
+          <w:b/>
+        </w:rPr>
+        <w:t>Room capacity</w:t>
+      </w:r>
+      <w:r>
+        <w:t xml:space="preserve"> — section student count must not exceed capacity</w:t>
       </w:r>
     </w:p>
     <w:p>
@@ -1316,22 +1931,93 @@
         <w:pStyle w:val="ListNumber"/>
       </w:pPr>
       <w:r>
-        <w:t>**Room status/availability** — the room must be available</w:t>
+        <w:rPr>
+          <w:b/>
+        </w:rPr>
+        <w:t>Room status/availability</w:t>
+      </w:r>
+      <w:r>
+        <w:t xml:space="preserve"> — the room must be available</w:t>
       </w:r>
     </w:p>
     <w:p>
       <w:r>
-        <w:t>Current room types: `lecture`, `computer_lab`, `science_lab`, `electronics_lab`.</w:t>
+        <w:t xml:space="preserve">Current room types: </w:t>
+      </w:r>
+      <w:r>
+        <w:rPr>
+          <w:rFonts w:ascii="Consolas" w:hAnsi="Consolas"/>
+          <w:sz w:val="19"/>
+        </w:rPr>
+        <w:t>lecture</w:t>
+      </w:r>
+      <w:r>
+        <w:t xml:space="preserve">, </w:t>
+      </w:r>
+      <w:r>
+        <w:rPr>
+          <w:rFonts w:ascii="Consolas" w:hAnsi="Consolas"/>
+          <w:sz w:val="19"/>
+        </w:rPr>
+        <w:t>computer_lab</w:t>
+      </w:r>
+      <w:r>
+        <w:t xml:space="preserve">, </w:t>
+      </w:r>
+      <w:r>
+        <w:rPr>
+          <w:rFonts w:ascii="Consolas" w:hAnsi="Consolas"/>
+          <w:sz w:val="19"/>
+        </w:rPr>
+        <w:t>science_lab</w:t>
+      </w:r>
+      <w:r>
+        <w:t xml:space="preserve">, </w:t>
+      </w:r>
+      <w:r>
+        <w:rPr>
+          <w:rFonts w:ascii="Consolas" w:hAnsi="Consolas"/>
+          <w:sz w:val="19"/>
+        </w:rPr>
+        <w:t>electronics_lab</w:t>
+      </w:r>
+      <w:r>
+        <w:t>.</w:t>
       </w:r>
     </w:p>
     <w:p>
       <w:r>
-        <w:t>A subject's lab requirement (`lab_room_type`) determines the required laboratory room type — e.g., a subject requiring `computer_lab` labs can only have its lab sessions placed in `computer_lab` rooms; lecture sessions require lecture rooms.</w:t>
+        <w:t>A subject's lab requirement (</w:t>
       </w:r>
-    </w:p>
-    <w:p>
       <w:r>
-        <w:t>---</w:t>
+        <w:rPr>
+          <w:rFonts w:ascii="Consolas" w:hAnsi="Consolas"/>
+          <w:sz w:val="19"/>
+        </w:rPr>
+        <w:t>lab_room_type</w:t>
+      </w:r>
+      <w:r>
+        <w:t xml:space="preserve">) determines the required laboratory room type — e.g., a subject requiring </w:t>
+      </w:r>
+      <w:r>
+        <w:rPr>
+          <w:rFonts w:ascii="Consolas" w:hAnsi="Consolas"/>
+          <w:sz w:val="19"/>
+        </w:rPr>
+        <w:t>computer_lab</w:t>
+      </w:r>
+      <w:r>
+        <w:t xml:space="preserve"> labs can only have its lab sessions placed in </w:t>
+      </w:r>
+      <w:r>
+        <w:rPr>
+          <w:rFonts w:ascii="Consolas" w:hAnsi="Consolas"/>
+          <w:sz w:val="19"/>
+        </w:rPr>
+        <w:t>computer_lab</w:t>
+      </w:r>
+      <w:r>
+        <w:t xml:space="preserve"> rooms; lecture sessions require lecture rooms.</w:t>
       </w:r>
     </w:p>
     <w:p>
@@ -1349,37 +2035,141 @@
     </w:p>
     <w:p>
       <w:r>
-        <w:t>Layer 1 — AI/CP-SAT generation. The scheduler applies the modeled scheduling constraints while generating the candidate schedule, treating every other section's `draft`, `approved` and `published` sessions in the same academic year and semester as live bookings.</w:t>
+        <w:rPr>
+          <w:b/>
+        </w:rPr>
+        <w:t>Layer 1 — AI/CP-SAT generation.</w:t>
+      </w:r>
+      <w:r>
+        <w:t xml:space="preserve"> The scheduler applies the modeled scheduling constraints while generating the candidate schedule, treating every other section's </w:t>
+      </w:r>
+      <w:r>
+        <w:rPr>
+          <w:rFonts w:ascii="Consolas" w:hAnsi="Consolas"/>
+          <w:sz w:val="19"/>
+        </w:rPr>
+        <w:t>draft</w:t>
+      </w:r>
+      <w:r>
+        <w:t xml:space="preserve">, </w:t>
+      </w:r>
+      <w:r>
+        <w:rPr>
+          <w:rFonts w:ascii="Consolas" w:hAnsi="Consolas"/>
+          <w:sz w:val="19"/>
+        </w:rPr>
+        <w:t>approved</w:t>
+      </w:r>
+      <w:r>
+        <w:t xml:space="preserve"> and </w:t>
+      </w:r>
+      <w:r>
+        <w:rPr>
+          <w:rFonts w:ascii="Consolas" w:hAnsi="Consolas"/>
+          <w:sz w:val="19"/>
+        </w:rPr>
+        <w:t>published</w:t>
+      </w:r>
+      <w:r>
+        <w:t xml:space="preserve"> sessions in the same academic year and semester as live bookings.</w:t>
       </w:r>
     </w:p>
     <w:p>
       <w:r>
-        <w:t>Layer 2 — Term-scoped generation lock and pre-write conflict gate. Generation for one academic year and semester runs one section at a time behind a cache lock (409 when contended), and the plan the engine returns is cross-checked against that term's other schedules before anything is written (422 on a clash, leaving the section's existing draft untouched).</w:t>
+        <w:rPr>
+          <w:b/>
+        </w:rPr>
+        <w:t>Layer 2 — Term-scoped generation lock and pre-write conflict gate.</w:t>
+      </w:r>
+      <w:r>
+        <w:t xml:space="preserve"> Generation for one academic year and semester runs one section at a time behind a cache lock (</w:t>
+      </w:r>
+      <w:r>
+        <w:rPr>
+          <w:b/>
+        </w:rPr>
+        <w:t>409</w:t>
+      </w:r>
+      <w:r>
+        <w:t xml:space="preserve"> when contended), and the plan the engine returns is cross-checked against that term's other schedules before anything is written (</w:t>
+      </w:r>
+      <w:r>
+        <w:rPr>
+          <w:b/>
+        </w:rPr>
+        <w:t>422</w:t>
+      </w:r>
+      <w:r>
+        <w:t xml:space="preserve"> on a clash, leaving the section's existing draft untouched).</w:t>
       </w:r>
     </w:p>
     <w:p>
       <w:r>
-        <w:t>Layer 3 — Manual edit validation. When the Admin manually changes a session, backend validation merges the change onto the session's current values and checks the full resulting state against the scheduling rules, other sections' draft/approved/published sessions included.</w:t>
+        <w:rPr>
+          <w:b/>
+        </w:rPr>
+        <w:t>Layer 3 — Manual edit validation.</w:t>
+      </w:r>
+      <w:r>
+        <w:t xml:space="preserve"> When the Admin manually changes a session, backend validation merges the change onto the session's current values and checks the full resulting state against the scheduling rules, other sections' draft/approved/published sessions included.</w:t>
       </w:r>
     </w:p>
     <w:p>
       <w:r>
-        <w:t>Layer 4 — Publish conflict gate. Before publication, the backend performs the final conflict validation and blocks publication when conflicts exist.</w:t>
+        <w:rPr>
+          <w:b/>
+        </w:rPr>
+        <w:t>Layer 4 — Publish conflict gate.</w:t>
+      </w:r>
+      <w:r>
+        <w:t xml:space="preserve"> Before publication, the backend performs the final conflict validation and blocks publication when conflicts exist.</w:t>
       </w:r>
     </w:p>
     <w:p>
       <w:r>
-        <w:t>Layer 5 — Published-reference delete guard. Deleting a faculty member, subject, room, or section that a *published* schedule still references is refused with HTTP 409 unless explicitly confirmed with `?force=1`, so a live timetable cannot be quietly orphaned. (This is a delete-time rule, not a scheduling rule — it is not part of the solver's constraint set.)</w:t>
+        <w:rPr>
+          <w:b/>
+        </w:rPr>
+        <w:t>Layer 5 — Published-reference delete guard.</w:t>
+      </w:r>
+      <w:r>
+        <w:t xml:space="preserve"> Deleting a faculty member, subject, room, or section that a </w:t>
+      </w:r>
+      <w:r>
+        <w:rPr>
+          <w:i/>
+        </w:rPr>
+        <w:t>published</w:t>
+      </w:r>
+      <w:r>
+        <w:t xml:space="preserve"> schedule still references is refused with </w:t>
+      </w:r>
+      <w:r>
+        <w:rPr>
+          <w:b/>
+        </w:rPr>
+        <w:t>HTTP 409</w:t>
+      </w:r>
+      <w:r>
+        <w:t xml:space="preserve"> unless explicitly confirmed with </w:t>
+      </w:r>
+      <w:r>
+        <w:rPr>
+          <w:rFonts w:ascii="Consolas" w:hAnsi="Consolas"/>
+          <w:sz w:val="19"/>
+        </w:rPr>
+        <w:t>?force=1</w:t>
+      </w:r>
+      <w:r>
+        <w:t>, so a live timetable cannot be quietly orphaned. (This is a delete-time rule, not a scheduling rule — it is not part of the solver's constraint set.)</w:t>
       </w:r>
     </w:p>
     <w:p>
+      <w:pPr>
+        <w:pStyle w:val="Quote"/>
+      </w:pPr>
       <w:r>
-        <w:t>&gt; "AI proposes; the Admin decides." The AI is not the final authority.</w:t>
-      </w:r>
-    </w:p>
-    <w:p>
-      <w:r>
-        <w:t>---</w:t>
+        <w:t>"AI proposes; the Admin decides." The AI is not the final authority.</w:t>
       </w:r>
     </w:p>
     <w:p>
@@ -1412,6 +2202,12 @@
                 <w:b/>
                 <w:sz w:val="20"/>
               </w:rPr>
+            </w:r>
+            <w:r>
+              <w:rPr>
+                <w:b/>
+                <w:sz w:val="20"/>
+              </w:rPr>
               <w:t>Feature</w:t>
             </w:r>
           </w:p>
@@ -1426,6 +2222,12 @@
                 <w:b/>
                 <w:sz w:val="20"/>
               </w:rPr>
+            </w:r>
+            <w:r>
+              <w:rPr>
+                <w:b/>
+                <w:sz w:val="20"/>
+              </w:rPr>
               <w:t>Where</w:t>
             </w:r>
           </w:p>
@@ -1435,6 +2237,12 @@
             <w:tcW w:type="dxa" w:w="2880"/>
           </w:tcPr>
           <w:p>
+            <w:r>
+              <w:rPr>
+                <w:b/>
+                <w:sz w:val="20"/>
+              </w:rPr>
+            </w:r>
             <w:r>
               <w:rPr>
                 <w:b/>
@@ -1455,6 +2263,11 @@
               <w:rPr>
                 <w:sz w:val="20"/>
               </w:rPr>
+            </w:r>
+            <w:r>
+              <w:rPr>
+                <w:sz w:val="20"/>
+              </w:rPr>
               <w:t>Admin login</w:t>
             </w:r>
           </w:p>
@@ -1464,6 +2277,11 @@
             <w:tcW w:type="dxa" w:w="2880"/>
           </w:tcPr>
           <w:p>
+            <w:r>
+              <w:rPr>
+                <w:sz w:val="20"/>
+              </w:rPr>
+            </w:r>
             <w:r>
               <w:rPr>
                 <w:sz w:val="20"/>
@@ -1481,7 +2299,19 @@
               <w:rPr>
                 <w:sz w:val="20"/>
               </w:rPr>
-              <w:t>Sanctum token; **non-admin roles rejected at login**</w:t>
+            </w:r>
+            <w:r>
+              <w:rPr>
+                <w:sz w:val="20"/>
+              </w:rPr>
+              <w:t xml:space="preserve">Sanctum token; </w:t>
+            </w:r>
+            <w:r>
+              <w:rPr>
+                <w:b/>
+                <w:sz w:val="20"/>
+              </w:rPr>
+              <w:t>non-admin roles rejected at login</w:t>
             </w:r>
           </w:p>
         </w:tc>
@@ -1492,6 +2322,11 @@
             <w:tcW w:type="dxa" w:w="2880"/>
           </w:tcPr>
           <w:p>
+            <w:r>
+              <w:rPr>
+                <w:sz w:val="20"/>
+              </w:rPr>
+            </w:r>
             <w:r>
               <w:rPr>
                 <w:sz w:val="20"/>
@@ -1509,7 +2344,13 @@
               <w:rPr>
                 <w:sz w:val="20"/>
               </w:rPr>
-              <w:t>`/admin/users`</w:t>
+            </w:r>
+            <w:r>
+              <w:rPr>
+                <w:rFonts w:ascii="Consolas" w:hAnsi="Consolas"/>
+                <w:sz w:val="20"/>
+              </w:rPr>
+              <w:t>/admin/users</w:t>
             </w:r>
           </w:p>
         </w:tc>
@@ -1522,7 +2363,19 @@
               <w:rPr>
                 <w:sz w:val="20"/>
               </w:rPr>
-              <w:t>**Admin accounts only** — faculty do not have accounts; last-admin deletion guard</w:t>
+            </w:r>
+            <w:r>
+              <w:rPr>
+                <w:b/>
+                <w:sz w:val="20"/>
+              </w:rPr>
+              <w:t>Admin accounts only</w:t>
+            </w:r>
+            <w:r>
+              <w:rPr>
+                <w:sz w:val="20"/>
+              </w:rPr>
+              <w:t xml:space="preserve"> — faculty do not have accounts; last-admin deletion guard</w:t>
             </w:r>
           </w:p>
         </w:tc>
@@ -1533,6 +2386,11 @@
             <w:tcW w:type="dxa" w:w="2880"/>
           </w:tcPr>
           <w:p>
+            <w:r>
+              <w:rPr>
+                <w:sz w:val="20"/>
+              </w:rPr>
+            </w:r>
             <w:r>
               <w:rPr>
                 <w:sz w:val="20"/>
@@ -1550,7 +2408,13 @@
               <w:rPr>
                 <w:sz w:val="20"/>
               </w:rPr>
-              <w:t>`/admin/faculty`</w:t>
+            </w:r>
+            <w:r>
+              <w:rPr>
+                <w:rFonts w:ascii="Consolas" w:hAnsi="Consolas"/>
+                <w:sz w:val="20"/>
+              </w:rPr>
+              <w:t>/admin/faculty</w:t>
             </w:r>
           </w:p>
         </w:tc>
@@ -1563,7 +2427,25 @@
               <w:rPr>
                 <w:sz w:val="20"/>
               </w:rPr>
-              <w:t>Records with **name, employment type, max load** — no login accounts</w:t>
+            </w:r>
+            <w:r>
+              <w:rPr>
+                <w:sz w:val="20"/>
+              </w:rPr>
+              <w:t xml:space="preserve">Records with </w:t>
+            </w:r>
+            <w:r>
+              <w:rPr>
+                <w:b/>
+                <w:sz w:val="20"/>
+              </w:rPr>
+              <w:t>name, employment type, max load</w:t>
+            </w:r>
+            <w:r>
+              <w:rPr>
+                <w:sz w:val="20"/>
+              </w:rPr>
+              <w:t xml:space="preserve"> — no login accounts</w:t>
             </w:r>
           </w:p>
         </w:tc>
@@ -1574,6 +2456,11 @@
             <w:tcW w:type="dxa" w:w="2880"/>
           </w:tcPr>
           <w:p>
+            <w:r>
+              <w:rPr>
+                <w:sz w:val="20"/>
+              </w:rPr>
+            </w:r>
             <w:r>
               <w:rPr>
                 <w:sz w:val="20"/>
@@ -1591,6 +2478,11 @@
               <w:rPr>
                 <w:sz w:val="20"/>
               </w:rPr>
+            </w:r>
+            <w:r>
+              <w:rPr>
+                <w:sz w:val="20"/>
+              </w:rPr>
               <w:t>Faculty → Edit</w:t>
             </w:r>
           </w:p>
@@ -1600,6 +2492,11 @@
             <w:tcW w:type="dxa" w:w="2880"/>
           </w:tcPr>
           <w:p>
+            <w:r>
+              <w:rPr>
+                <w:sz w:val="20"/>
+              </w:rPr>
+            </w:r>
             <w:r>
               <w:rPr>
                 <w:sz w:val="20"/>
@@ -1619,6 +2516,11 @@
               <w:rPr>
                 <w:sz w:val="20"/>
               </w:rPr>
+            </w:r>
+            <w:r>
+              <w:rPr>
+                <w:sz w:val="20"/>
+              </w:rPr>
               <w:t>Faculty Qualifications</w:t>
             </w:r>
           </w:p>
@@ -1632,6 +2534,11 @@
               <w:rPr>
                 <w:sz w:val="20"/>
               </w:rPr>
+            </w:r>
+            <w:r>
+              <w:rPr>
+                <w:sz w:val="20"/>
+              </w:rPr>
               <w:t>Faculty → Edit</w:t>
             </w:r>
           </w:p>
@@ -1641,6 +2548,11 @@
             <w:tcW w:type="dxa" w:w="2880"/>
           </w:tcPr>
           <w:p>
+            <w:r>
+              <w:rPr>
+                <w:sz w:val="20"/>
+              </w:rPr>
+            </w:r>
             <w:r>
               <w:rPr>
                 <w:sz w:val="20"/>
@@ -1660,6 +2572,11 @@
               <w:rPr>
                 <w:sz w:val="20"/>
               </w:rPr>
+            </w:r>
+            <w:r>
+              <w:rPr>
+                <w:sz w:val="20"/>
+              </w:rPr>
               <w:t>Subjects</w:t>
             </w:r>
           </w:p>
@@ -1673,7 +2590,13 @@
               <w:rPr>
                 <w:sz w:val="20"/>
               </w:rPr>
-              <w:t>`/admin/subjects`</w:t>
+            </w:r>
+            <w:r>
+              <w:rPr>
+                <w:rFonts w:ascii="Consolas" w:hAnsi="Consolas"/>
+                <w:sz w:val="20"/>
+              </w:rPr>
+              <w:t>/admin/subjects</w:t>
             </w:r>
           </w:p>
         </w:tc>
@@ -1682,6 +2605,11 @@
             <w:tcW w:type="dxa" w:w="2880"/>
           </w:tcPr>
           <w:p>
+            <w:r>
+              <w:rPr>
+                <w:sz w:val="20"/>
+              </w:rPr>
+            </w:r>
             <w:r>
               <w:rPr>
                 <w:sz w:val="20"/>
@@ -1701,6 +2629,11 @@
               <w:rPr>
                 <w:sz w:val="20"/>
               </w:rPr>
+            </w:r>
+            <w:r>
+              <w:rPr>
+                <w:sz w:val="20"/>
+              </w:rPr>
               <w:t>Rooms</w:t>
             </w:r>
           </w:p>
@@ -1714,7 +2647,13 @@
               <w:rPr>
                 <w:sz w:val="20"/>
               </w:rPr>
-              <w:t>`/admin/rooms`</w:t>
+            </w:r>
+            <w:r>
+              <w:rPr>
+                <w:rFonts w:ascii="Consolas" w:hAnsi="Consolas"/>
+                <w:sz w:val="20"/>
+              </w:rPr>
+              <w:t>/admin/rooms</w:t>
             </w:r>
           </w:p>
         </w:tc>
@@ -1723,6 +2662,11 @@
             <w:tcW w:type="dxa" w:w="2880"/>
           </w:tcPr>
           <w:p>
+            <w:r>
+              <w:rPr>
+                <w:sz w:val="20"/>
+              </w:rPr>
+            </w:r>
             <w:r>
               <w:rPr>
                 <w:sz w:val="20"/>
@@ -1742,6 +2686,11 @@
               <w:rPr>
                 <w:sz w:val="20"/>
               </w:rPr>
+            </w:r>
+            <w:r>
+              <w:rPr>
+                <w:sz w:val="20"/>
+              </w:rPr>
               <w:t>Sections</w:t>
             </w:r>
           </w:p>
@@ -1755,7 +2704,13 @@
               <w:rPr>
                 <w:sz w:val="20"/>
               </w:rPr>
-              <w:t>`/admin/sections`</w:t>
+            </w:r>
+            <w:r>
+              <w:rPr>
+                <w:rFonts w:ascii="Consolas" w:hAnsi="Consolas"/>
+                <w:sz w:val="20"/>
+              </w:rPr>
+              <w:t>/admin/sections</w:t>
             </w:r>
           </w:p>
         </w:tc>
@@ -1764,6 +2719,11 @@
             <w:tcW w:type="dxa" w:w="2880"/>
           </w:tcPr>
           <w:p>
+            <w:r>
+              <w:rPr>
+                <w:sz w:val="20"/>
+              </w:rPr>
+            </w:r>
             <w:r>
               <w:rPr>
                 <w:sz w:val="20"/>
@@ -1783,6 +2743,11 @@
               <w:rPr>
                 <w:sz w:val="20"/>
               </w:rPr>
+            </w:r>
+            <w:r>
+              <w:rPr>
+                <w:sz w:val="20"/>
+              </w:rPr>
               <w:t>AI Schedule Generation</w:t>
             </w:r>
           </w:p>
@@ -1796,6 +2761,11 @@
               <w:rPr>
                 <w:sz w:val="20"/>
               </w:rPr>
+            </w:r>
+            <w:r>
+              <w:rPr>
+                <w:sz w:val="20"/>
+              </w:rPr>
               <w:t>Dashboard</w:t>
             </w:r>
           </w:p>
@@ -1805,6 +2775,11 @@
             <w:tcW w:type="dxa" w:w="2880"/>
           </w:tcPr>
           <w:p>
+            <w:r>
+              <w:rPr>
+                <w:sz w:val="20"/>
+              </w:rPr>
+            </w:r>
             <w:r>
               <w:rPr>
                 <w:sz w:val="20"/>
@@ -1824,6 +2799,11 @@
               <w:rPr>
                 <w:sz w:val="20"/>
               </w:rPr>
+            </w:r>
+            <w:r>
+              <w:rPr>
+                <w:sz w:val="20"/>
+              </w:rPr>
               <w:t>Draft / Review / Edit</w:t>
             </w:r>
           </w:p>
@@ -1837,6 +2817,11 @@
               <w:rPr>
                 <w:sz w:val="20"/>
               </w:rPr>
+            </w:r>
+            <w:r>
+              <w:rPr>
+                <w:sz w:val="20"/>
+              </w:rPr>
               <w:t>Dashboard</w:t>
             </w:r>
           </w:p>
@@ -1846,6 +2831,11 @@
             <w:tcW w:type="dxa" w:w="2880"/>
           </w:tcPr>
           <w:p>
+            <w:r>
+              <w:rPr>
+                <w:sz w:val="20"/>
+              </w:rPr>
+            </w:r>
             <w:r>
               <w:rPr>
                 <w:sz w:val="20"/>
@@ -1865,6 +2855,11 @@
               <w:rPr>
                 <w:sz w:val="20"/>
               </w:rPr>
+            </w:r>
+            <w:r>
+              <w:rPr>
+                <w:sz w:val="20"/>
+              </w:rPr>
               <w:t>Approval</w:t>
             </w:r>
           </w:p>
@@ -1878,6 +2873,11 @@
               <w:rPr>
                 <w:sz w:val="20"/>
               </w:rPr>
+            </w:r>
+            <w:r>
+              <w:rPr>
+                <w:sz w:val="20"/>
+              </w:rPr>
               <w:t>Dashboard</w:t>
             </w:r>
           </w:p>
@@ -1887,6 +2887,11 @@
             <w:tcW w:type="dxa" w:w="2880"/>
           </w:tcPr>
           <w:p>
+            <w:r>
+              <w:rPr>
+                <w:sz w:val="20"/>
+              </w:rPr>
+            </w:r>
             <w:r>
               <w:rPr>
                 <w:sz w:val="20"/>
@@ -1906,6 +2911,11 @@
               <w:rPr>
                 <w:sz w:val="20"/>
               </w:rPr>
+            </w:r>
+            <w:r>
+              <w:rPr>
+                <w:sz w:val="20"/>
+              </w:rPr>
               <w:t>Publish Conflict Gate</w:t>
             </w:r>
           </w:p>
@@ -1919,6 +2929,11 @@
               <w:rPr>
                 <w:sz w:val="20"/>
               </w:rPr>
+            </w:r>
+            <w:r>
+              <w:rPr>
+                <w:sz w:val="20"/>
+              </w:rPr>
               <w:t>Dashboard</w:t>
             </w:r>
           </w:p>
@@ -1928,6 +2943,11 @@
             <w:tcW w:type="dxa" w:w="2880"/>
           </w:tcPr>
           <w:p>
+            <w:r>
+              <w:rPr>
+                <w:sz w:val="20"/>
+              </w:rPr>
+            </w:r>
             <w:r>
               <w:rPr>
                 <w:sz w:val="20"/>
@@ -1947,6 +2967,11 @@
               <w:rPr>
                 <w:sz w:val="20"/>
               </w:rPr>
+            </w:r>
+            <w:r>
+              <w:rPr>
+                <w:sz w:val="20"/>
+              </w:rPr>
               <w:t>Unpublish</w:t>
             </w:r>
           </w:p>
@@ -1960,6 +2985,11 @@
               <w:rPr>
                 <w:sz w:val="20"/>
               </w:rPr>
+            </w:r>
+            <w:r>
+              <w:rPr>
+                <w:sz w:val="20"/>
+              </w:rPr>
               <w:t>Dashboard</w:t>
             </w:r>
           </w:p>
@@ -1969,6 +2999,11 @@
             <w:tcW w:type="dxa" w:w="2880"/>
           </w:tcPr>
           <w:p>
+            <w:r>
+              <w:rPr>
+                <w:sz w:val="20"/>
+              </w:rPr>
+            </w:r>
             <w:r>
               <w:rPr>
                 <w:sz w:val="20"/>
@@ -1988,6 +3023,11 @@
               <w:rPr>
                 <w:sz w:val="20"/>
               </w:rPr>
+            </w:r>
+            <w:r>
+              <w:rPr>
+                <w:sz w:val="20"/>
+              </w:rPr>
               <w:t>Print/Download</w:t>
             </w:r>
           </w:p>
@@ -2001,6 +3041,11 @@
               <w:rPr>
                 <w:sz w:val="20"/>
               </w:rPr>
+            </w:r>
+            <w:r>
+              <w:rPr>
+                <w:sz w:val="20"/>
+              </w:rPr>
               <w:t>Dashboard (published schedules)</w:t>
             </w:r>
           </w:p>
@@ -2010,6 +3055,11 @@
             <w:tcW w:type="dxa" w:w="2880"/>
           </w:tcPr>
           <w:p>
+            <w:r>
+              <w:rPr>
+                <w:sz w:val="20"/>
+              </w:rPr>
+            </w:r>
             <w:r>
               <w:rPr>
                 <w:sz w:val="20"/>
@@ -2029,6 +3079,11 @@
               <w:rPr>
                 <w:sz w:val="20"/>
               </w:rPr>
+            </w:r>
+            <w:r>
+              <w:rPr>
+                <w:sz w:val="20"/>
+              </w:rPr>
               <w:t>Reports</w:t>
             </w:r>
           </w:p>
@@ -2042,7 +3097,13 @@
               <w:rPr>
                 <w:sz w:val="20"/>
               </w:rPr>
-              <w:t>`/admin/reports`</w:t>
+            </w:r>
+            <w:r>
+              <w:rPr>
+                <w:rFonts w:ascii="Consolas" w:hAnsi="Consolas"/>
+                <w:sz w:val="20"/>
+              </w:rPr>
+              <w:t>/admin/reports</w:t>
             </w:r>
           </w:p>
         </w:tc>
@@ -2051,6 +3112,11 @@
             <w:tcW w:type="dxa" w:w="2880"/>
           </w:tcPr>
           <w:p>
+            <w:r>
+              <w:rPr>
+                <w:sz w:val="20"/>
+              </w:rPr>
+            </w:r>
             <w:r>
               <w:rPr>
                 <w:sz w:val="20"/>
@@ -2070,6 +3136,11 @@
               <w:rPr>
                 <w:sz w:val="20"/>
               </w:rPr>
+            </w:r>
+            <w:r>
+              <w:rPr>
+                <w:sz w:val="20"/>
+              </w:rPr>
               <w:t>Conflict Detection</w:t>
             </w:r>
           </w:p>
@@ -2079,6 +3150,11 @@
             <w:tcW w:type="dxa" w:w="2880"/>
           </w:tcPr>
           <w:p>
+            <w:r>
+              <w:rPr>
+                <w:sz w:val="20"/>
+              </w:rPr>
+            </w:r>
             <w:r>
               <w:rPr>
                 <w:sz w:val="20"/>
@@ -2096,17 +3172,17 @@
               <w:rPr>
                 <w:sz w:val="20"/>
               </w:rPr>
+            </w:r>
+            <w:r>
+              <w:rPr>
+                <w:sz w:val="20"/>
+              </w:rPr>
               <w:t>Multiple protection layers</w:t>
             </w:r>
           </w:p>
         </w:tc>
       </w:tr>
     </w:tbl>
-    <w:p>
-      <w:r>
-        <w:t>---</w:t>
-      </w:r>
-    </w:p>
     <w:p>
       <w:pPr>
         <w:pStyle w:val="Heading1"/>
@@ -2136,6 +3212,12 @@
                 <w:b/>
                 <w:sz w:val="20"/>
               </w:rPr>
+            </w:r>
+            <w:r>
+              <w:rPr>
+                <w:b/>
+                <w:sz w:val="20"/>
+              </w:rPr>
               <w:t>Endpoint</w:t>
             </w:r>
           </w:p>
@@ -2145,6 +3227,12 @@
             <w:tcW w:type="dxa" w:w="4320"/>
           </w:tcPr>
           <w:p>
+            <w:r>
+              <w:rPr>
+                <w:b/>
+                <w:sz w:val="20"/>
+              </w:rPr>
+            </w:r>
             <w:r>
               <w:rPr>
                 <w:b/>
@@ -2165,7 +3253,13 @@
               <w:rPr>
                 <w:sz w:val="20"/>
               </w:rPr>
-              <w:t>`/api/reports/faculty-workload`</w:t>
+            </w:r>
+            <w:r>
+              <w:rPr>
+                <w:rFonts w:ascii="Consolas" w:hAnsi="Consolas"/>
+                <w:sz w:val="20"/>
+              </w:rPr>
+              <w:t>/api/reports/faculty-workload</w:t>
             </w:r>
           </w:p>
         </w:tc>
@@ -2174,6 +3268,11 @@
             <w:tcW w:type="dxa" w:w="4320"/>
           </w:tcPr>
           <w:p>
+            <w:r>
+              <w:rPr>
+                <w:sz w:val="20"/>
+              </w:rPr>
+            </w:r>
             <w:r>
               <w:rPr>
                 <w:sz w:val="20"/>
@@ -2193,7 +3292,13 @@
               <w:rPr>
                 <w:sz w:val="20"/>
               </w:rPr>
-              <w:t>`/api/reports/room-utilization`</w:t>
+            </w:r>
+            <w:r>
+              <w:rPr>
+                <w:rFonts w:ascii="Consolas" w:hAnsi="Consolas"/>
+                <w:sz w:val="20"/>
+              </w:rPr>
+              <w:t>/api/reports/room-utilization</w:t>
             </w:r>
           </w:p>
         </w:tc>
@@ -2202,6 +3307,11 @@
             <w:tcW w:type="dxa" w:w="4320"/>
           </w:tcPr>
           <w:p>
+            <w:r>
+              <w:rPr>
+                <w:sz w:val="20"/>
+              </w:rPr>
+            </w:r>
             <w:r>
               <w:rPr>
                 <w:sz w:val="20"/>
@@ -2221,7 +3331,13 @@
               <w:rPr>
                 <w:sz w:val="20"/>
               </w:rPr>
-              <w:t>`/api/reports/conflicts`</w:t>
+            </w:r>
+            <w:r>
+              <w:rPr>
+                <w:rFonts w:ascii="Consolas" w:hAnsi="Consolas"/>
+                <w:sz w:val="20"/>
+              </w:rPr>
+              <w:t>/api/reports/conflicts</w:t>
             </w:r>
           </w:p>
         </w:tc>
@@ -2230,6 +3346,11 @@
             <w:tcW w:type="dxa" w:w="4320"/>
           </w:tcPr>
           <w:p>
+            <w:r>
+              <w:rPr>
+                <w:sz w:val="20"/>
+              </w:rPr>
+            </w:r>
             <w:r>
               <w:rPr>
                 <w:sz w:val="20"/>
@@ -2249,7 +3370,13 @@
               <w:rPr>
                 <w:sz w:val="20"/>
               </w:rPr>
-              <w:t>`/api/reports/schedule-status`</w:t>
+            </w:r>
+            <w:r>
+              <w:rPr>
+                <w:rFonts w:ascii="Consolas" w:hAnsi="Consolas"/>
+                <w:sz w:val="20"/>
+              </w:rPr>
+              <w:t>/api/reports/schedule-status</w:t>
             </w:r>
           </w:p>
         </w:tc>
@@ -2258,6 +3385,11 @@
             <w:tcW w:type="dxa" w:w="4320"/>
           </w:tcPr>
           <w:p>
+            <w:r>
+              <w:rPr>
+                <w:sz w:val="20"/>
+              </w:rPr>
+            </w:r>
             <w:r>
               <w:rPr>
                 <w:sz w:val="20"/>
@@ -2277,7 +3409,13 @@
               <w:rPr>
                 <w:sz w:val="20"/>
               </w:rPr>
-              <w:t>`/api/reports/section-summary`</w:t>
+            </w:r>
+            <w:r>
+              <w:rPr>
+                <w:rFonts w:ascii="Consolas" w:hAnsi="Consolas"/>
+                <w:sz w:val="20"/>
+              </w:rPr>
+              <w:t>/api/reports/section-summary</w:t>
             </w:r>
           </w:p>
         </w:tc>
@@ -2290,17 +3428,17 @@
               <w:rPr>
                 <w:sz w:val="20"/>
               </w:rPr>
+            </w:r>
+            <w:r>
+              <w:rPr>
+                <w:sz w:val="20"/>
+              </w:rPr>
               <w:t>Sessions, hours, faculty count per section</w:t>
             </w:r>
           </w:p>
         </w:tc>
       </w:tr>
     </w:tbl>
-    <w:p>
-      <w:r>
-        <w:t>---</w:t>
-      </w:r>
-    </w:p>
     <w:p>
       <w:pPr>
         <w:pStyle w:val="Heading1"/>
@@ -2311,12 +3449,130 @@
     </w:p>
     <w:p>
       <w:r>
-        <w:t>`users` (admin login accounts only) · `faculties` (scheduling records — name stored directly; `user_id` exists only as an optional/nullable legacy relationship, not a login mechanism) · `faculty_availabilities` · `subjects` · `faculty_subjects` · `sections` · `section_subjects` · `rooms` · `schedules` · `schedule_sessions` · `schedule_generation_logs`</w:t>
+        <w:rPr>
+          <w:rFonts w:ascii="Consolas" w:hAnsi="Consolas"/>
+          <w:sz w:val="19"/>
+        </w:rPr>
+        <w:t>users</w:t>
       </w:r>
-    </w:p>
-    <w:p>
       <w:r>
-        <w:t>---</w:t>
+        <w:t xml:space="preserve"> (</w:t>
+      </w:r>
+      <w:r>
+        <w:rPr>
+          <w:b/>
+        </w:rPr>
+        <w:t>admin login accounts only</w:t>
+      </w:r>
+      <w:r>
+        <w:t xml:space="preserve">) · </w:t>
+      </w:r>
+      <w:r>
+        <w:rPr>
+          <w:rFonts w:ascii="Consolas" w:hAnsi="Consolas"/>
+          <w:sz w:val="19"/>
+        </w:rPr>
+        <w:t>faculties</w:t>
+      </w:r>
+      <w:r>
+        <w:t xml:space="preserve"> (scheduling records — name stored directly; </w:t>
+      </w:r>
+      <w:r>
+        <w:rPr>
+          <w:rFonts w:ascii="Consolas" w:hAnsi="Consolas"/>
+          <w:sz w:val="19"/>
+        </w:rPr>
+        <w:t>user_id</w:t>
+      </w:r>
+      <w:r>
+        <w:t xml:space="preserve"> exists only as an optional/nullable legacy relationship, not a login mechanism) · </w:t>
+      </w:r>
+      <w:r>
+        <w:rPr>
+          <w:rFonts w:ascii="Consolas" w:hAnsi="Consolas"/>
+          <w:sz w:val="19"/>
+        </w:rPr>
+        <w:t>faculty_availabilities</w:t>
+      </w:r>
+      <w:r>
+        <w:t xml:space="preserve"> · </w:t>
+      </w:r>
+      <w:r>
+        <w:rPr>
+          <w:rFonts w:ascii="Consolas" w:hAnsi="Consolas"/>
+          <w:sz w:val="19"/>
+        </w:rPr>
+        <w:t>subjects</w:t>
+      </w:r>
+      <w:r>
+        <w:t xml:space="preserve"> · </w:t>
+      </w:r>
+      <w:r>
+        <w:rPr>
+          <w:rFonts w:ascii="Consolas" w:hAnsi="Consolas"/>
+          <w:sz w:val="19"/>
+        </w:rPr>
+        <w:t>faculty_subjects</w:t>
+      </w:r>
+      <w:r>
+        <w:t xml:space="preserve"> · </w:t>
+      </w:r>
+      <w:r>
+        <w:rPr>
+          <w:rFonts w:ascii="Consolas" w:hAnsi="Consolas"/>
+          <w:sz w:val="19"/>
+        </w:rPr>
+        <w:t>sections</w:t>
+      </w:r>
+      <w:r>
+        <w:t xml:space="preserve"> · </w:t>
+      </w:r>
+      <w:r>
+        <w:rPr>
+          <w:rFonts w:ascii="Consolas" w:hAnsi="Consolas"/>
+          <w:sz w:val="19"/>
+        </w:rPr>
+        <w:t>section_subjects</w:t>
+      </w:r>
+      <w:r>
+        <w:t xml:space="preserve"> · </w:t>
+      </w:r>
+      <w:r>
+        <w:rPr>
+          <w:rFonts w:ascii="Consolas" w:hAnsi="Consolas"/>
+          <w:sz w:val="19"/>
+        </w:rPr>
+        <w:t>rooms</w:t>
+      </w:r>
+      <w:r>
+        <w:t xml:space="preserve"> · </w:t>
+      </w:r>
+      <w:r>
+        <w:rPr>
+          <w:rFonts w:ascii="Consolas" w:hAnsi="Consolas"/>
+          <w:sz w:val="19"/>
+        </w:rPr>
+        <w:t>schedules</w:t>
+      </w:r>
+      <w:r>
+        <w:t xml:space="preserve"> · </w:t>
+      </w:r>
+      <w:r>
+        <w:rPr>
+          <w:rFonts w:ascii="Consolas" w:hAnsi="Consolas"/>
+          <w:sz w:val="19"/>
+        </w:rPr>
+        <w:t>schedule_sessions</w:t>
+      </w:r>
+      <w:r>
+        <w:t xml:space="preserve"> · </w:t>
+      </w:r>
+      <w:r>
+        <w:rPr>
+          <w:rFonts w:ascii="Consolas" w:hAnsi="Consolas"/>
+          <w:sz w:val="19"/>
+        </w:rPr>
+        <w:t>schedule_generation_logs</w:t>
       </w:r>
     </w:p>
     <w:p>
@@ -2348,6 +3604,12 @@
                 <w:b/>
                 <w:sz w:val="20"/>
               </w:rPr>
+            </w:r>
+            <w:r>
+              <w:rPr>
+                <w:b/>
+                <w:sz w:val="20"/>
+              </w:rPr>
               <w:t>Role</w:t>
             </w:r>
           </w:p>
@@ -2357,6 +3619,12 @@
             <w:tcW w:type="dxa" w:w="4320"/>
           </w:tcPr>
           <w:p>
+            <w:r>
+              <w:rPr>
+                <w:b/>
+                <w:sz w:val="20"/>
+              </w:rPr>
+            </w:r>
             <w:r>
               <w:rPr>
                 <w:b/>
@@ -2377,7 +3645,13 @@
               <w:rPr>
                 <w:sz w:val="20"/>
               </w:rPr>
-              <w:t>**Administrator / Department Head**</w:t>
+            </w:r>
+            <w:r>
+              <w:rPr>
+                <w:b/>
+                <w:sz w:val="20"/>
+              </w:rPr>
+              <w:t>Administrator / Department Head</w:t>
             </w:r>
           </w:p>
         </w:tc>
@@ -2386,6 +3660,11 @@
             <w:tcW w:type="dxa" w:w="4320"/>
           </w:tcPr>
           <w:p>
+            <w:r>
+              <w:rPr>
+                <w:sz w:val="20"/>
+              </w:rPr>
+            </w:r>
             <w:r>
               <w:rPr>
                 <w:sz w:val="20"/>
@@ -2405,7 +3684,13 @@
               <w:rPr>
                 <w:sz w:val="20"/>
               </w:rPr>
-              <w:t>**Faculty**</w:t>
+            </w:r>
+            <w:r>
+              <w:rPr>
+                <w:b/>
+                <w:sz w:val="20"/>
+              </w:rPr>
+              <w:t>Faculty</w:t>
             </w:r>
           </w:p>
         </w:tc>
@@ -2414,6 +3699,11 @@
             <w:tcW w:type="dxa" w:w="4320"/>
           </w:tcPr>
           <w:p>
+            <w:r>
+              <w:rPr>
+                <w:sz w:val="20"/>
+              </w:rPr>
+            </w:r>
             <w:r>
               <w:rPr>
                 <w:sz w:val="20"/>
@@ -2433,7 +3723,13 @@
               <w:rPr>
                 <w:sz w:val="20"/>
               </w:rPr>
-              <w:t>**Students**</w:t>
+            </w:r>
+            <w:r>
+              <w:rPr>
+                <w:b/>
+                <w:sz w:val="20"/>
+              </w:rPr>
+              <w:t>Students</w:t>
             </w:r>
           </w:p>
         </w:tc>
@@ -2446,17 +3742,17 @@
               <w:rPr>
                 <w:sz w:val="20"/>
               </w:rPr>
+            </w:r>
+            <w:r>
+              <w:rPr>
+                <w:sz w:val="20"/>
+              </w:rPr>
               <w:t>No system access — see posted/published schedules</w:t>
             </w:r>
           </w:p>
         </w:tc>
       </w:tr>
     </w:tbl>
-    <w:p>
-      <w:r>
-        <w:t>---</w:t>
-      </w:r>
-    </w:p>
     <w:p>
       <w:pPr>
         <w:pStyle w:val="Heading1"/>
@@ -2470,7 +3766,42 @@
         <w:pStyle w:val="ListBullet"/>
       </w:pPr>
       <w:r>
-        <w:t>**AI scheduler unit tests**: 118 automated tests across five modules (Python standard-library `unittest`) directly exercise `generate_schedule()` with controlled fixtures — no database required. They cover faculty qualification, day + time-window availability (a session must fit within a declared window on its day), room type matching, room capacity, faculty/room no-double-booking, maximum teaching load, cross-section conflicts, the preferred scheduling window, and partial/infeasible handling with per-session reasons. Final run: **118 tests OK, 0 failed, 0 skipped, 0 warnings/errors**. The suite respects all solver statuses (OPTIMAL, FEASIBLE, PARTIAL, INFEASIBLE)</w:t>
+        <w:rPr>
+          <w:b/>
+        </w:rPr>
+        <w:t>AI scheduler unit tests</w:t>
+      </w:r>
+      <w:r>
+        <w:t xml:space="preserve">: 171 automated tests across eight modules (Python standard-library </w:t>
+      </w:r>
+      <w:r>
+        <w:rPr>
+          <w:rFonts w:ascii="Consolas" w:hAnsi="Consolas"/>
+          <w:sz w:val="19"/>
+        </w:rPr>
+        <w:t>unittest</w:t>
+      </w:r>
+      <w:r>
+        <w:t xml:space="preserve">); 118 of them are the five-module solver suite that directly exercises </w:t>
+      </w:r>
+      <w:r>
+        <w:rPr>
+          <w:rFonts w:ascii="Consolas" w:hAnsi="Consolas"/>
+          <w:sz w:val="19"/>
+        </w:rPr>
+        <w:t>generate_schedule()</w:t>
+      </w:r>
+      <w:r>
+        <w:t xml:space="preserve"> with controlled fixtures — no database required. They cover faculty qualification, day + time-window availability (a session must fit within a declared window on its day), room type matching, room capacity, faculty/room no-double-booking, maximum teaching load, cross-section conflicts, the preferred scheduling window, and partial/infeasible handling with per-session reasons. Its last recorded run (the five-module solver suite): </w:t>
+      </w:r>
+      <w:r>
+        <w:rPr>
+          <w:b/>
+        </w:rPr>
+        <w:t>118 tests OK, 0 failed, 0 skipped, 0 warnings/errors</w:t>
+      </w:r>
+      <w:r>
+        <w:t>. The suite respects all solver statuses (OPTIMAL, FEASIBLE, PARTIAL, INFEASIBLE)</w:t>
       </w:r>
     </w:p>
     <w:p>
@@ -2478,7 +3809,33 @@
         <w:pStyle w:val="ListBullet"/>
       </w:pPr>
       <w:r>
-        <w:t>**Backend feature tests** (`php artisan test`, 143 tests / 604 assertions, all passing) run against a dedicated `scheduling_system_testing` database — real data is never touched.</w:t>
+        <w:rPr>
+          <w:b/>
+        </w:rPr>
+        <w:t>Backend feature tests</w:t>
+      </w:r>
+      <w:r>
+        <w:t xml:space="preserve"> (</w:t>
+      </w:r>
+      <w:r>
+        <w:rPr>
+          <w:rFonts w:ascii="Consolas" w:hAnsi="Consolas"/>
+          <w:sz w:val="19"/>
+        </w:rPr>
+        <w:t>php artisan test</w:t>
+      </w:r>
+      <w:r>
+        <w:t xml:space="preserve">, 143 tests / 604 assertions — last reported all passing; not re-run in the reconciliation) run against a dedicated </w:t>
+      </w:r>
+      <w:r>
+        <w:rPr>
+          <w:rFonts w:ascii="Consolas" w:hAnsi="Consolas"/>
+          <w:sz w:val="19"/>
+        </w:rPr>
+        <w:t>scheduling_system_testing</w:t>
+      </w:r>
+      <w:r>
+        <w:t xml:space="preserve"> database — real data is never touched.</w:t>
       </w:r>
     </w:p>
     <w:p>
@@ -2486,7 +3843,91 @@
         <w:pStyle w:val="ListBullet"/>
       </w:pPr>
       <w:r>
-        <w:t>**Published-reference guard tests** (`PublishedReferenceGuardTest.php`, 11 tests): deleting a faculty, subject, room, or section still used by a **published** schedule returns **409** with the affected schedule IDs and session counts; `?force=1` overrides after confirmation; drafts and archived schedules impose no restriction. The September 27 additions cover solver-status acceptance (a fully-placed `FEASIBLE` result is stored as a draft and logged as `feasible`; `INFEASIBLE` is still rejected) and the unreachable-engine path (502 plus a `failure` log row)</w:t>
+        <w:rPr>
+          <w:b/>
+        </w:rPr>
+        <w:t>Published-reference guard tests</w:t>
+      </w:r>
+      <w:r>
+        <w:t xml:space="preserve"> (</w:t>
+      </w:r>
+      <w:r>
+        <w:rPr>
+          <w:rFonts w:ascii="Consolas" w:hAnsi="Consolas"/>
+          <w:sz w:val="19"/>
+        </w:rPr>
+        <w:t>PublishedReferenceGuardTest.php</w:t>
+      </w:r>
+      <w:r>
+        <w:t xml:space="preserve">, 11 tests): deleting a faculty, subject, room, or section still used by a </w:t>
+      </w:r>
+      <w:r>
+        <w:rPr>
+          <w:b/>
+        </w:rPr>
+        <w:t>published</w:t>
+      </w:r>
+      <w:r>
+        <w:t xml:space="preserve"> schedule returns </w:t>
+      </w:r>
+      <w:r>
+        <w:rPr>
+          <w:b/>
+        </w:rPr>
+        <w:t>409</w:t>
+      </w:r>
+      <w:r>
+        <w:t xml:space="preserve"> with the affected schedule IDs and session counts; </w:t>
+      </w:r>
+      <w:r>
+        <w:rPr>
+          <w:rFonts w:ascii="Consolas" w:hAnsi="Consolas"/>
+          <w:sz w:val="19"/>
+        </w:rPr>
+        <w:t>?force=1</w:t>
+      </w:r>
+      <w:r>
+        <w:t xml:space="preserve"> overrides after confirmation; drafts and archived schedules impose no restriction. The September 27 additions cover solver-status acceptance (a fully-placed </w:t>
+      </w:r>
+      <w:r>
+        <w:rPr>
+          <w:rFonts w:ascii="Consolas" w:hAnsi="Consolas"/>
+          <w:sz w:val="19"/>
+        </w:rPr>
+        <w:t>FEASIBLE</w:t>
+      </w:r>
+      <w:r>
+        <w:t xml:space="preserve"> result is stored as a draft and logged as </w:t>
+      </w:r>
+      <w:r>
+        <w:rPr>
+          <w:rFonts w:ascii="Consolas" w:hAnsi="Consolas"/>
+          <w:sz w:val="19"/>
+        </w:rPr>
+        <w:t>feasible</w:t>
+      </w:r>
+      <w:r>
+        <w:t xml:space="preserve">; </w:t>
+      </w:r>
+      <w:r>
+        <w:rPr>
+          <w:rFonts w:ascii="Consolas" w:hAnsi="Consolas"/>
+          <w:sz w:val="19"/>
+        </w:rPr>
+        <w:t>INFEASIBLE</w:t>
+      </w:r>
+      <w:r>
+        <w:t xml:space="preserve"> is still rejected) and the unreachable-engine path (502 plus a </w:t>
+      </w:r>
+      <w:r>
+        <w:rPr>
+          <w:rFonts w:ascii="Consolas" w:hAnsi="Consolas"/>
+          <w:sz w:val="19"/>
+        </w:rPr>
+        <w:t>failure</w:t>
+      </w:r>
+      <w:r>
+        <w:t xml:space="preserve"> log row)</w:t>
       </w:r>
     </w:p>
     <w:p>
@@ -2494,7 +3935,13 @@
         <w:pStyle w:val="ListBullet"/>
       </w:pPr>
       <w:r>
-        <w:t>**Section/year-level generation tests** verify the AI-generated schedule is attributed to the correct section, year level, and semester, that other sections' schedules are untouched, and that regeneration archives only the target section's drafts</w:t>
+        <w:rPr>
+          <w:b/>
+        </w:rPr>
+        <w:t>Section/year-level generation tests</w:t>
+      </w:r>
+      <w:r>
+        <w:t xml:space="preserve"> verify the AI-generated schedule is attributed to the correct section, year level, and semester, that other sections' schedules are untouched, and that regeneration archives only the target section's drafts</w:t>
       </w:r>
     </w:p>
     <w:p>
@@ -2502,7 +3949,13 @@
         <w:pStyle w:val="ListBullet"/>
       </w:pPr>
       <w:r>
-        <w:t>**Subject–section year/semester validation tests**: matching assignments accepted; wrong-semester and wrong-year assignments rejected (HTTP 422); generation blocked with the AI engine never called on legacy mismatches</w:t>
+        <w:rPr>
+          <w:b/>
+        </w:rPr>
+        <w:t>Subject–section year/semester validation tests</w:t>
+      </w:r>
+      <w:r>
+        <w:t>: matching assignments accepted; wrong-semester and wrong-year assignments rejected (HTTP 422); generation blocked with the AI engine never called on legacy mismatches</w:t>
       </w:r>
     </w:p>
     <w:p>
@@ -2510,7 +3963,33 @@
         <w:pStyle w:val="ListBullet"/>
       </w:pPr>
       <w:r>
-        <w:t>**Subject lab consistency tests**: `lab_hours &gt; 0` without a canonical lab room type rejected; `lab_hours = 0` with a lab room type rejected; enforced on create and update</w:t>
+        <w:rPr>
+          <w:b/>
+        </w:rPr>
+        <w:t>Subject lab consistency tests</w:t>
+      </w:r>
+      <w:r>
+        <w:t xml:space="preserve">: </w:t>
+      </w:r>
+      <w:r>
+        <w:rPr>
+          <w:rFonts w:ascii="Consolas" w:hAnsi="Consolas"/>
+          <w:sz w:val="19"/>
+        </w:rPr>
+        <w:t>lab_hours &gt; 0</w:t>
+      </w:r>
+      <w:r>
+        <w:t xml:space="preserve"> without a canonical lab room type rejected; </w:t>
+      </w:r>
+      <w:r>
+        <w:rPr>
+          <w:rFonts w:ascii="Consolas" w:hAnsi="Consolas"/>
+          <w:sz w:val="19"/>
+        </w:rPr>
+        <w:t>lab_hours = 0</w:t>
+      </w:r>
+      <w:r>
+        <w:t xml:space="preserve"> with a lab room type rejected; enforced on create and update</w:t>
       </w:r>
     </w:p>
     <w:p>
@@ -2530,11 +4009,6 @@
       </w:r>
     </w:p>
     <w:p>
-      <w:r>
-        <w:t>---</w:t>
-      </w:r>
-    </w:p>
-    <w:p>
       <w:pPr>
         <w:pStyle w:val="Heading1"/>
       </w:pPr>
@@ -2544,36 +4018,75 @@
     </w:p>
     <w:p>
       <w:r>
-        <w:t>Why constraint-based scheduling? Scheduling is a constraint satisfaction/optimization problem involving faculty, rooms, sections, time windows, qualifications, capacity, and conflicts. CP-SAT models it mathematically rather than by trial and error.</w:t>
+        <w:rPr>
+          <w:b/>
+        </w:rPr>
+        <w:t>Why constraint-based scheduling?</w:t>
+      </w:r>
+      <w:r>
+        <w:t xml:space="preserve"> Scheduling is a constraint satisfaction/optimization problem involving faculty, rooms, sections, time windows, qualifications, capacity, and conflicts. CP-SAT models it mathematically rather than by trial and error.</w:t>
       </w:r>
     </w:p>
     <w:p>
       <w:r>
-        <w:t>Why OR-Tools CP-SAT? CP-SAT provides a mathematical constraint-solving approach for finding feasible and optimized schedules.</w:t>
+        <w:rPr>
+          <w:b/>
+        </w:rPr>
+        <w:t>Why OR-Tools CP-SAT?</w:t>
+      </w:r>
+      <w:r>
+        <w:t xml:space="preserve"> CP-SAT provides a mathematical constraint-solving approach for finding feasible and optimized schedules.</w:t>
       </w:r>
     </w:p>
     <w:p>
       <w:r>
-        <w:t>What does OPTIMAL mean? When CP-SAT returns OPTIMAL, the solver has proven optimality for the modeled objective under the given constraints and search conditions.</w:t>
+        <w:rPr>
+          <w:b/>
+        </w:rPr>
+        <w:t>What does OPTIMAL mean?</w:t>
+      </w:r>
+      <w:r>
+        <w:t xml:space="preserve"> When CP-SAT returns OPTIMAL, the solver has proven optimality for the modeled objective under the given constraints and search conditions.</w:t>
       </w:r>
     </w:p>
     <w:p>
       <w:r>
-        <w:t>Is AI the final decision-maker? No. The AI generates a candidate schedule. The Admin reviews, edits if necessary, approves, and explicitly publishes it.</w:t>
+        <w:rPr>
+          <w:b/>
+        </w:rPr>
+        <w:t>Is AI the final decision-maker?</w:t>
+      </w:r>
+      <w:r>
+        <w:t xml:space="preserve"> No. The AI generates a candidate schedule. The Admin reviews, edits if necessary, approves, and explicitly publishes it.</w:t>
       </w:r>
     </w:p>
     <w:p>
       <w:r>
-        <w:t>Why no faculty login? The department operates the system per semester. Faculty scheduling information is maintained as records by the Admin, and finalized schedules are distributed as printed/PDF copies. Faculty accounts are therefore unnecessary for the current scope.</w:t>
+        <w:rPr>
+          <w:b/>
+        </w:rPr>
+        <w:t>Why no faculty login?</w:t>
+      </w:r>
+      <w:r>
+        <w:t xml:space="preserve"> The department operates the system per semester. Faculty scheduling information is maintained as records by the Admin, and finalized schedules are distributed as printed/PDF copies. Faculty accounts are therefore unnecessary for the current scope.</w:t>
       </w:r>
     </w:p>
     <w:p>
       <w:r>
-        <w:t>How are conflicts prevented? Through five layered protections: (1) solver constraints at generation time, against every other section's draft/approved/published sessions in the same term, (2) a term-scoped generation lock plus a pre-write conflict gate that refuses a clashing plan with 422 before anything is written, (3) manual-edit validation of the full resulting state, (4) the publish conflict gate, and (5) the published-reference delete guard, which protects a timetable that has already been distributed rather than preventing a clash.</w:t>
+        <w:rPr>
+          <w:b/>
+        </w:rPr>
+        <w:t>How are conflicts prevented?</w:t>
+      </w:r>
+      <w:r>
+        <w:t xml:space="preserve"> Through five layered protections: (1) solver constraints at generation time, against every other section's draft/approved/published sessions in the same term, (2) a term-scoped generation lock plus a pre-write conflict gate that refuses a clashing plan with 422 before anything is written, (3) manual-edit validation of the full resulting state, (4) the publish conflict gate, and (5) the published-reference delete guard, which protects a timetable that has already been distributed rather than preventing a clash.</w:t>
       </w:r>
     </w:p>
     <w:p>
       <w:r>
+        <w:rPr>
+          <w:b/>
+        </w:rPr>
         <w:t>Likely question — "Why can't faculty log in?"</w:t>
       </w:r>
     </w:p>

--- a/documentation/System_Complete_Guide.docx
+++ b/documentation/System_Complete_Guide.docx
@@ -3825,7 +3825,7 @@
         <w:t>php artisan test</w:t>
       </w:r>
       <w:r>
-        <w:t xml:space="preserve">, 143 tests / 604 assertions — last reported all passing; not re-run in the reconciliation) run against a dedicated </w:t>
+        <w:t xml:space="preserve">, 289 tests / 1402 assertions — re-run 2026-10-13, all passing) run against a dedicated </w:t>
       </w:r>
       <w:r>
         <w:rPr>
